--- a/app/templates/sol_luna/VERDE.docx
+++ b/app/templates/sol_luna/VERDE.docx
@@ -7,7 +7,7 @@
         <w:autoSpaceDE w:val="0"/>
         <w:autoSpaceDN w:val="0"/>
         <w:adjustRightInd w:val="0"/>
-        <w:spacing w:line="331" w:lineRule="auto"/>
+        <w:spacing w:line="336" w:lineRule="auto"/>
         <w:jc w:val="center"/>
         <w:rPr>
           <w:rFonts w:asciiTheme="minorBidi" w:hAnsiTheme="minorBidi" w:cstheme="minorBidi"/>
@@ -33,7 +33,7 @@
         <w:autoSpaceDE w:val="0"/>
         <w:autoSpaceDN w:val="0"/>
         <w:adjustRightInd w:val="0"/>
-        <w:spacing w:line="331" w:lineRule="auto"/>
+        <w:spacing w:line="336" w:lineRule="auto"/>
         <w:jc w:val="center"/>
         <w:rPr>
           <w:rFonts w:asciiTheme="minorBidi" w:hAnsiTheme="minorBidi" w:cstheme="minorBidi"/>
@@ -44,7 +44,7 @@
     </w:p>
     <w:p>
       <w:pPr>
-        <w:spacing w:line="331" w:lineRule="auto"/>
+        <w:spacing w:line="336" w:lineRule="auto"/>
         <w:jc w:val="both"/>
         <w:rPr>
           <w:rFonts w:asciiTheme="minorBidi" w:hAnsiTheme="minorBidi" w:cstheme="minorBidi"/>
@@ -72,7 +72,7 @@
     </w:p>
     <w:p>
       <w:pPr>
-        <w:spacing w:line="331" w:lineRule="auto"/>
+        <w:spacing w:line="336" w:lineRule="auto"/>
         <w:jc w:val="both"/>
         <w:rPr>
           <w:rFonts w:ascii="Arial" w:hAnsi="Arial" w:cs="Arial"/>
@@ -317,7 +317,7 @@
           <w:sz w:val="18"/>
           <w:szCs w:val="18"/>
         </w:rPr>
-        <w:t xml:space="preserve">, QUIEN ME MANIFESTO SER DE NACIONALIDAD: PERUANA; «_IDENT» CON DOCUMENTO NACIONAL DE IDENTIDAD NUMERO: </w:t>
+        <w:t xml:space="preserve">, QUIEN ME MANIFESTO SER DE NACIONALIDAD: PERUANA; «IDENT» CON DOCUMENTO NACIONAL DE IDENTIDAD NUMERO: </w:t>
       </w:r>
       <w:r>
         <w:rPr>
@@ -326,7 +326,7 @@
           <w:szCs w:val="18"/>
           <w:lang w:val="es-ES_tradnl"/>
         </w:rPr>
-        <w:t>«_DNI»</w:t>
+        <w:t>«DNI»</w:t>
       </w:r>
       <w:r>
         <w:rPr>
@@ -336,7 +336,7 @@
           <w:sz w:val="18"/>
           <w:szCs w:val="18"/>
         </w:rPr>
-        <w:t>; DE ESTADO CIVIL: «_ESTADO_CIVIL»; DE PROFESION U OCUPACION: «OCUPACION1»; CON DOMICILIO EN «DIRECCION1»</w:t>
+        <w:t>; DE ESTADO CIVIL: «ESTADO_CIVIL»; DE PROFESION U OCUPACION: «OCUPACION»; CON DOMICILIO EN «DIRECCION»</w:t>
       </w:r>
       <w:r>
         <w:rPr>
@@ -354,21 +354,41 @@
           <w:sz w:val="18"/>
           <w:szCs w:val="18"/>
         </w:rPr>
-        <w:t>«_PROMT»</w:t>
+        <w:t>«</w:t>
       </w:r>
       <w:r>
         <w:rPr>
           <w:rFonts w:ascii="Arial" w:hAnsi="Arial" w:cs="Arial"/>
-          <w:sz w:val="18"/>
-          <w:szCs w:val="18"/>
-        </w:rPr>
-        <w:t xml:space="preserve">; EN LOS TÉRMINOS Y CONDICIONES SIGUIENTES: </w:t>
+          <w:b/>
+          <w:bCs/>
+          <w:sz w:val="18"/>
+          <w:szCs w:val="18"/>
+        </w:rPr>
+        <w:t>COMPRADOR</w:t>
+      </w:r>
+      <w:r>
+        <w:rPr>
+          <w:rFonts w:ascii="Arial" w:hAnsi="Arial" w:cs="Arial"/>
+          <w:b/>
+          <w:bCs/>
+          <w:sz w:val="18"/>
+          <w:szCs w:val="18"/>
+        </w:rPr>
+        <w:t>»</w:t>
+      </w:r>
+      <w:r>
+        <w:rPr>
+          <w:rFonts w:ascii="Arial" w:hAnsi="Arial" w:cs="Arial"/>
+          <w:sz w:val="18"/>
+          <w:szCs w:val="18"/>
+        </w:rPr>
+        <w:t>; EN LOS TÉRMINOS Y CONDICIONES SIGUIENTES:</w:t>
       </w:r>
     </w:p>
     <w:p>
       <w:pPr>
         <w:pStyle w:val="NormalWeb"/>
-        <w:spacing w:before="0" w:beforeAutospacing="0" w:after="0" w:afterAutospacing="0" w:line="331" w:lineRule="auto"/>
+        <w:spacing w:before="0" w:beforeAutospacing="0" w:after="0" w:afterAutospacing="0" w:line="336" w:lineRule="auto"/>
         <w:jc w:val="both"/>
         <w:rPr>
           <w:rFonts w:asciiTheme="minorBidi" w:hAnsiTheme="minorBidi" w:cstheme="minorBidi"/>
@@ -376,6 +396,7 @@
           <w:szCs w:val="18"/>
         </w:rPr>
       </w:pPr>
+      <w:proofErr w:type="gramStart"/>
       <w:r>
         <w:rPr>
           <w:rFonts w:asciiTheme="minorBidi" w:hAnsiTheme="minorBidi" w:cstheme="minorBidi"/>
@@ -384,13 +405,24 @@
           <w:szCs w:val="18"/>
           <w:u w:val="single"/>
         </w:rPr>
-        <w:t xml:space="preserve">PRIMERA.- ANTECEDENTES </w:t>
+        <w:t>PRIMERA.-</w:t>
+      </w:r>
+      <w:proofErr w:type="gramEnd"/>
+      <w:r>
+        <w:rPr>
+          <w:rFonts w:asciiTheme="minorBidi" w:hAnsiTheme="minorBidi" w:cstheme="minorBidi"/>
+          <w:b/>
+          <w:sz w:val="18"/>
+          <w:szCs w:val="18"/>
+          <w:u w:val="single"/>
+        </w:rPr>
+        <w:t xml:space="preserve"> ANTECEDENTES </w:t>
       </w:r>
     </w:p>
     <w:p>
       <w:pPr>
         <w:pStyle w:val="NormalWeb"/>
-        <w:spacing w:before="0" w:beforeAutospacing="0" w:after="0" w:afterAutospacing="0" w:line="331" w:lineRule="auto"/>
+        <w:spacing w:before="0" w:beforeAutospacing="0" w:after="0" w:afterAutospacing="0" w:line="336" w:lineRule="auto"/>
         <w:jc w:val="both"/>
         <w:rPr>
           <w:rFonts w:asciiTheme="minorBidi" w:hAnsiTheme="minorBidi" w:cstheme="minorBidi"/>
@@ -413,35 +445,27 @@
           <w:sz w:val="18"/>
           <w:szCs w:val="18"/>
         </w:rPr>
+        <w:t xml:space="preserve"> DECLARA SER PROPIETARIO DEL</w:t>
+      </w:r>
+      <w:r>
+        <w:rPr>
+          <w:rFonts w:asciiTheme="minorBidi" w:eastAsia="Calibri" w:hAnsiTheme="minorBidi" w:cstheme="minorBidi"/>
+          <w:sz w:val="18"/>
+          <w:szCs w:val="18"/>
+          <w:lang w:val="es-PE" w:eastAsia="en-US"/>
+        </w:rPr>
         <w:t xml:space="preserve"> </w:t>
       </w:r>
       <w:r>
         <w:rPr>
           <w:rFonts w:asciiTheme="minorBidi" w:hAnsiTheme="minorBidi" w:cstheme="minorBidi"/>
-          <w:sz w:val="18"/>
-          <w:szCs w:val="18"/>
-        </w:rPr>
-        <w:t>DECLARA SER PROPIETARIO DEL</w:t>
-      </w:r>
-      <w:r>
-        <w:rPr>
-          <w:rFonts w:asciiTheme="minorBidi" w:eastAsia="Calibri" w:hAnsiTheme="minorBidi" w:cstheme="minorBidi"/>
-          <w:sz w:val="18"/>
-          <w:szCs w:val="18"/>
-          <w:lang w:val="es-PE" w:eastAsia="en-US"/>
-        </w:rPr>
-        <w:t xml:space="preserve"> </w:t>
-      </w:r>
-      <w:r>
-        <w:rPr>
-          <w:rFonts w:asciiTheme="minorBidi" w:hAnsiTheme="minorBidi" w:cstheme="minorBidi"/>
           <w:b/>
           <w:bCs/>
           <w:caps/>
           <w:sz w:val="18"/>
           <w:szCs w:val="18"/>
         </w:rPr>
-        <w:t>«DATOSLOTE»,</w:t>
+        <w:t>«</w:t>
       </w:r>
       <w:r>
         <w:rPr>
@@ -452,7 +476,18 @@
           <w:sz w:val="18"/>
           <w:szCs w:val="18"/>
         </w:rPr>
-        <w:t xml:space="preserve"> DISTRITO DE PAIJAN, PROVINCIA DE ASCOPE, DEPARTAMENTO DE LA LIBERTAD</w:t>
+        <w:t>NOMBRE_PREDIO</w:t>
+      </w:r>
+      <w:r>
+        <w:rPr>
+          <w:rFonts w:asciiTheme="minorBidi" w:hAnsiTheme="minorBidi" w:cstheme="minorBidi"/>
+          <w:b/>
+          <w:bCs/>
+          <w:caps/>
+          <w:sz w:val="18"/>
+          <w:szCs w:val="18"/>
+        </w:rPr>
+        <w:t>», DISTRITO DE PAIJAN, PROVINCIA DE ASCOPE, DEPARTAMENTO DE LA LIBERTAD</w:t>
       </w:r>
       <w:r>
         <w:rPr>
@@ -498,16 +533,25 @@
           <w:sz w:val="18"/>
           <w:szCs w:val="18"/>
         </w:rPr>
-        <w:t xml:space="preserve"> </w:t>
-      </w:r>
-      <w:r>
-        <w:rPr>
-          <w:rFonts w:asciiTheme="minorBidi" w:hAnsiTheme="minorBidi" w:cstheme="minorBidi"/>
-          <w:b/>
-          <w:sz w:val="18"/>
-          <w:szCs w:val="18"/>
-        </w:rPr>
-        <w:t>«_PR»</w:t>
+        <w:t xml:space="preserve"> «</w:t>
+      </w:r>
+      <w:r>
+        <w:rPr>
+          <w:rFonts w:asciiTheme="minorBidi" w:hAnsiTheme="minorBidi" w:cstheme="minorBidi"/>
+          <w:b/>
+          <w:sz w:val="18"/>
+          <w:szCs w:val="18"/>
+        </w:rPr>
+        <w:t>PARTIDA</w:t>
+      </w:r>
+      <w:r>
+        <w:rPr>
+          <w:rFonts w:asciiTheme="minorBidi" w:hAnsiTheme="minorBidi" w:cstheme="minorBidi"/>
+          <w:b/>
+          <w:sz w:val="18"/>
+          <w:szCs w:val="18"/>
+        </w:rPr>
+        <w:t>»</w:t>
       </w:r>
       <w:r>
         <w:rPr>
@@ -592,7 +636,7 @@
     <w:p>
       <w:pPr>
         <w:pStyle w:val="NormalWeb"/>
-        <w:spacing w:before="0" w:beforeAutospacing="0" w:after="0" w:afterAutospacing="0" w:line="331" w:lineRule="auto"/>
+        <w:spacing w:before="0" w:beforeAutospacing="0" w:after="0" w:afterAutospacing="0" w:line="336" w:lineRule="auto"/>
         <w:jc w:val="both"/>
         <w:rPr>
           <w:rFonts w:asciiTheme="minorBidi" w:hAnsiTheme="minorBidi" w:cstheme="minorBidi"/>
@@ -624,95 +668,55 @@
           <w:sz w:val="18"/>
           <w:szCs w:val="18"/>
         </w:rPr>
-        <w:t xml:space="preserve"> HA PLANIFICADO EJECUTAR UN PROYECTO INMOBILIARIO </w:t>
-      </w:r>
-      <w:r>
-        <w:rPr>
-          <w:rFonts w:asciiTheme="minorBidi" w:hAnsiTheme="minorBidi" w:cstheme="minorBidi"/>
-          <w:sz w:val="18"/>
-          <w:szCs w:val="18"/>
-        </w:rPr>
-        <w:t>DE LOTIZACION</w:t>
-      </w:r>
-      <w:r>
-        <w:rPr>
-          <w:rFonts w:asciiTheme="minorBidi" w:hAnsiTheme="minorBidi" w:cstheme="minorBidi"/>
-          <w:sz w:val="18"/>
-          <w:szCs w:val="18"/>
-        </w:rPr>
-        <w:t xml:space="preserve"> DENOMINADO </w:t>
-      </w:r>
-      <w:r>
-        <w:rPr>
-          <w:rFonts w:asciiTheme="minorBidi" w:hAnsiTheme="minorBidi" w:cstheme="minorBidi"/>
-          <w:b/>
-          <w:bCs/>
-          <w:sz w:val="18"/>
-          <w:szCs w:val="18"/>
-        </w:rPr>
-        <w:t>“</w:t>
-      </w:r>
-      <w:r>
-        <w:rPr>
-          <w:rFonts w:asciiTheme="minorBidi" w:hAnsiTheme="minorBidi" w:cstheme="minorBidi"/>
-          <w:b/>
-          <w:bCs/>
-          <w:sz w:val="18"/>
-          <w:szCs w:val="18"/>
-        </w:rPr>
-        <w:t>SOL &amp; LUNA MALABRIGO CAMPO CLUB</w:t>
-      </w:r>
-      <w:r>
-        <w:rPr>
-          <w:rFonts w:asciiTheme="minorBidi" w:hAnsiTheme="minorBidi" w:cstheme="minorBidi"/>
-          <w:b/>
-          <w:bCs/>
-          <w:sz w:val="18"/>
-          <w:szCs w:val="18"/>
-        </w:rPr>
-        <w:t>”</w:t>
-      </w:r>
-      <w:r>
-        <w:rPr>
-          <w:rFonts w:asciiTheme="minorBidi" w:hAnsiTheme="minorBidi" w:cstheme="minorBidi"/>
-          <w:sz w:val="18"/>
-          <w:szCs w:val="18"/>
-        </w:rPr>
-        <w:t xml:space="preserve">, </w:t>
-      </w:r>
-      <w:r>
-        <w:rPr>
-          <w:rFonts w:asciiTheme="minorBidi" w:hAnsiTheme="minorBidi" w:cstheme="minorBidi"/>
-          <w:sz w:val="18"/>
-          <w:szCs w:val="18"/>
-        </w:rPr>
-        <w:t>CUYAS</w:t>
-      </w:r>
-      <w:r>
-        <w:rPr>
-          <w:rFonts w:asciiTheme="minorBidi" w:hAnsiTheme="minorBidi" w:cstheme="minorBidi"/>
-          <w:sz w:val="18"/>
-          <w:szCs w:val="18"/>
-        </w:rPr>
-        <w:t xml:space="preserve"> CARACTERISTICAS ESTAN SEÑALADAS EN LA MEMORIA DESCRIPTIVA </w:t>
-      </w:r>
-      <w:r>
-        <w:rPr>
-          <w:rFonts w:asciiTheme="minorBidi" w:hAnsiTheme="minorBidi" w:cstheme="minorBidi"/>
-          <w:sz w:val="18"/>
-          <w:szCs w:val="18"/>
-        </w:rPr>
-        <w:t xml:space="preserve">AL CUAL TIENE LIBRE ACCESO </w:t>
-      </w:r>
-      <w:r>
-        <w:rPr>
-          <w:rFonts w:asciiTheme="minorBidi" w:hAnsiTheme="minorBidi" w:cstheme="minorBidi"/>
-          <w:b/>
-          <w:bCs/>
-          <w:sz w:val="18"/>
-          <w:szCs w:val="18"/>
-        </w:rPr>
-        <w:t>«_PROMT»</w:t>
+        <w:t xml:space="preserve"> HA PLANIFICADO EJECUTAR UN PROYECTO INMOBILIARIO DE LOTIZACION DENOMINADO </w:t>
+      </w:r>
+      <w:r>
+        <w:rPr>
+          <w:rFonts w:asciiTheme="minorBidi" w:hAnsiTheme="minorBidi" w:cstheme="minorBidi"/>
+          <w:b/>
+          <w:bCs/>
+          <w:sz w:val="18"/>
+          <w:szCs w:val="18"/>
+        </w:rPr>
+        <w:t>“SOL &amp; LUNA MALABRIGO CAMPO CLUB”</w:t>
+      </w:r>
+      <w:r>
+        <w:rPr>
+          <w:rFonts w:asciiTheme="minorBidi" w:hAnsiTheme="minorBidi" w:cstheme="minorBidi"/>
+          <w:sz w:val="18"/>
+          <w:szCs w:val="18"/>
+        </w:rPr>
+        <w:t xml:space="preserve">, CUYAS CARACTERISTICAS ESTAN SEÑALADAS EN LA MEMORIA DESCRIPTIVA AL CUAL TIENE LIBRE ACCESO </w:t>
+      </w:r>
+      <w:r>
+        <w:rPr>
+          <w:rFonts w:asciiTheme="minorBidi" w:hAnsiTheme="minorBidi" w:cstheme="minorBidi"/>
+          <w:b/>
+          <w:bCs/>
+          <w:sz w:val="18"/>
+          <w:szCs w:val="18"/>
+        </w:rPr>
+        <w:t>«</w:t>
+      </w:r>
+      <w:r>
+        <w:rPr>
+          <w:rFonts w:asciiTheme="minorBidi" w:hAnsiTheme="minorBidi" w:cstheme="minorBidi"/>
+          <w:b/>
+          <w:bCs/>
+          <w:sz w:val="18"/>
+          <w:szCs w:val="18"/>
+        </w:rPr>
+        <w:t>COMPRADOR</w:t>
+      </w:r>
+      <w:r>
+        <w:rPr>
+          <w:rFonts w:asciiTheme="minorBidi" w:hAnsiTheme="minorBidi" w:cstheme="minorBidi"/>
+          <w:b/>
+          <w:bCs/>
+          <w:sz w:val="18"/>
+          <w:szCs w:val="18"/>
+        </w:rPr>
+        <w:t>»</w:t>
       </w:r>
       <w:r>
         <w:rPr>
@@ -738,21 +742,13 @@
           <w:sz w:val="18"/>
           <w:szCs w:val="18"/>
         </w:rPr>
-        <w:t>.</w:t>
-      </w:r>
-      <w:r>
-        <w:rPr>
-          <w:rFonts w:asciiTheme="minorBidi" w:hAnsiTheme="minorBidi" w:cstheme="minorBidi"/>
-          <w:sz w:val="18"/>
-          <w:szCs w:val="18"/>
-        </w:rPr>
-        <w:t xml:space="preserve"> </w:t>
+        <w:t xml:space="preserve">. </w:t>
       </w:r>
     </w:p>
     <w:p>
       <w:pPr>
         <w:pStyle w:val="NormalWeb"/>
-        <w:spacing w:before="0" w:beforeAutospacing="0" w:after="0" w:afterAutospacing="0" w:line="331" w:lineRule="auto"/>
+        <w:spacing w:before="0" w:beforeAutospacing="0" w:after="0" w:afterAutospacing="0" w:line="336" w:lineRule="auto"/>
         <w:jc w:val="both"/>
         <w:rPr>
           <w:rFonts w:asciiTheme="minorBidi" w:hAnsiTheme="minorBidi" w:cstheme="minorBidi"/>
@@ -916,7 +912,7 @@
     <w:p>
       <w:pPr>
         <w:pStyle w:val="NormalWeb"/>
-        <w:spacing w:before="0" w:beforeAutospacing="0" w:after="0" w:afterAutospacing="0" w:line="331" w:lineRule="auto"/>
+        <w:spacing w:before="0" w:beforeAutospacing="0" w:after="0" w:afterAutospacing="0" w:line="336" w:lineRule="auto"/>
         <w:jc w:val="both"/>
         <w:rPr>
           <w:rFonts w:asciiTheme="minorBidi" w:hAnsiTheme="minorBidi" w:cstheme="minorBidi"/>
@@ -924,6 +920,7 @@
           <w:szCs w:val="18"/>
         </w:rPr>
       </w:pPr>
+      <w:proofErr w:type="gramStart"/>
       <w:r>
         <w:rPr>
           <w:rFonts w:asciiTheme="minorBidi" w:hAnsiTheme="minorBidi" w:cstheme="minorBidi"/>
@@ -940,7 +937,16 @@
           <w:sz w:val="18"/>
           <w:szCs w:val="18"/>
         </w:rPr>
-        <w:t>.- SOBRE LA CELEBRACIÓN DEL CONTRATO PREPARATORIO DE COMPRAVENTA DE BIEN FUTURO.</w:t>
+        <w:t>.-</w:t>
+      </w:r>
+      <w:proofErr w:type="gramEnd"/>
+      <w:r>
+        <w:rPr>
+          <w:rFonts w:asciiTheme="minorBidi" w:hAnsiTheme="minorBidi" w:cstheme="minorBidi"/>
+          <w:sz w:val="18"/>
+          <w:szCs w:val="18"/>
+        </w:rPr>
+        <w:t xml:space="preserve"> SOBRE LA CELEBRACIÓN DEL CONTRATO PREPARATORIO DE COMPRAVENTA DE BIEN FUTURO.</w:t>
       </w:r>
       <w:r>
         <w:rPr>
@@ -954,7 +960,7 @@
     <w:p>
       <w:pPr>
         <w:pStyle w:val="NormalWeb"/>
-        <w:spacing w:before="0" w:beforeAutospacing="0" w:after="0" w:afterAutospacing="0" w:line="331" w:lineRule="auto"/>
+        <w:spacing w:before="0" w:beforeAutospacing="0" w:after="0" w:afterAutospacing="0" w:line="336" w:lineRule="auto"/>
         <w:jc w:val="both"/>
         <w:rPr>
           <w:rFonts w:asciiTheme="minorBidi" w:hAnsiTheme="minorBidi" w:cstheme="minorBidi"/>
@@ -1030,7 +1036,7 @@
     <w:p>
       <w:pPr>
         <w:pStyle w:val="NormalWeb"/>
-        <w:spacing w:before="0" w:beforeAutospacing="0" w:after="0" w:afterAutospacing="0" w:line="331" w:lineRule="auto"/>
+        <w:spacing w:before="0" w:beforeAutospacing="0" w:after="0" w:afterAutospacing="0" w:line="336" w:lineRule="auto"/>
         <w:jc w:val="both"/>
         <w:rPr>
           <w:rFonts w:asciiTheme="minorBidi" w:hAnsiTheme="minorBidi" w:cstheme="minorBidi"/>
@@ -1074,7 +1080,7 @@
     <w:p>
       <w:pPr>
         <w:pStyle w:val="NormalWeb"/>
-        <w:spacing w:before="0" w:beforeAutospacing="0" w:after="0" w:afterAutospacing="0" w:line="331" w:lineRule="auto"/>
+        <w:spacing w:before="0" w:beforeAutospacing="0" w:after="0" w:afterAutospacing="0" w:line="336" w:lineRule="auto"/>
         <w:jc w:val="both"/>
         <w:rPr>
           <w:rFonts w:asciiTheme="minorBidi" w:hAnsiTheme="minorBidi" w:cstheme="minorBidi"/>
@@ -1082,6 +1088,7 @@
           <w:szCs w:val="18"/>
         </w:rPr>
       </w:pPr>
+      <w:proofErr w:type="gramStart"/>
       <w:r>
         <w:rPr>
           <w:rFonts w:asciiTheme="minorBidi" w:hAnsiTheme="minorBidi" w:cstheme="minorBidi"/>
@@ -1098,21 +1105,22 @@
           <w:sz w:val="18"/>
           <w:szCs w:val="18"/>
         </w:rPr>
-        <w:t>.- IMPORTE DE VENTA Y FORMA DE PAGO</w:t>
-      </w:r>
-      <w:r>
-        <w:rPr>
-          <w:rFonts w:asciiTheme="minorBidi" w:hAnsiTheme="minorBidi" w:cstheme="minorBidi"/>
-          <w:sz w:val="18"/>
-          <w:szCs w:val="18"/>
-        </w:rPr>
-        <w:t xml:space="preserve">: </w:t>
+        <w:t>.-</w:t>
+      </w:r>
+      <w:proofErr w:type="gramEnd"/>
+      <w:r>
+        <w:rPr>
+          <w:rFonts w:asciiTheme="minorBidi" w:hAnsiTheme="minorBidi" w:cstheme="minorBidi"/>
+          <w:sz w:val="18"/>
+          <w:szCs w:val="18"/>
+        </w:rPr>
+        <w:t xml:space="preserve"> IMPORTE DE VENTA Y FORMA DE PAGO: </w:t>
       </w:r>
     </w:p>
     <w:p>
       <w:pPr>
         <w:pStyle w:val="NormalWeb"/>
-        <w:spacing w:before="0" w:beforeAutospacing="0" w:after="0" w:afterAutospacing="0" w:line="331" w:lineRule="auto"/>
+        <w:spacing w:before="0" w:beforeAutospacing="0" w:after="0" w:afterAutospacing="0" w:line="336" w:lineRule="auto"/>
         <w:jc w:val="both"/>
         <w:rPr>
           <w:rFonts w:asciiTheme="minorBidi" w:hAnsiTheme="minorBidi" w:cstheme="minorBidi"/>
@@ -1144,15 +1152,7 @@
           <w:sz w:val="18"/>
           <w:szCs w:val="18"/>
         </w:rPr>
-        <w:t>, TRANSFIERE, EN VENTA REAL Y ENAJENACION PERPETUA</w:t>
-      </w:r>
-      <w:r>
-        <w:rPr>
-          <w:rFonts w:asciiTheme="minorBidi" w:hAnsiTheme="minorBidi" w:cstheme="minorBidi"/>
-          <w:sz w:val="18"/>
-          <w:szCs w:val="18"/>
-        </w:rPr>
-        <w:t xml:space="preserve">, EL </w:t>
+        <w:t xml:space="preserve">, TRANSFIERE, EN VENTA REAL Y ENAJENACION PERPETUA, EL </w:t>
       </w:r>
       <w:r>
         <w:rPr>
@@ -1198,7 +1198,7 @@
           <w:sz w:val="18"/>
           <w:szCs w:val="18"/>
         </w:rPr>
-        <w:t xml:space="preserve">«_AREA» M2 («_AREA_TEXTO» METROS CUADRADOS) </w:t>
+        <w:t xml:space="preserve">«AREA» M2 («AREA_TEXTO» METROS CUADRADOS) </w:t>
       </w:r>
       <w:r>
         <w:rPr>
@@ -1216,17 +1216,7 @@
           <w:sz w:val="18"/>
           <w:szCs w:val="18"/>
         </w:rPr>
-        <w:t>“</w:t>
-      </w:r>
-      <w:r>
-        <w:rPr>
-          <w:rFonts w:asciiTheme="minorBidi" w:hAnsiTheme="minorBidi" w:cstheme="minorBidi"/>
-          <w:b/>
-          <w:bCs/>
-          <w:sz w:val="18"/>
-          <w:szCs w:val="18"/>
-        </w:rPr>
-        <w:t xml:space="preserve">SOL &amp; LUNA MALABRIGO </w:t>
+        <w:t xml:space="preserve">“SOL &amp; LUNA MALABRIGO </w:t>
       </w:r>
       <w:r>
         <w:rPr>
@@ -1237,17 +1227,7 @@
           <w:szCs w:val="18"/>
         </w:rPr>
         <w:lastRenderedPageBreak/>
-        <w:t>CAMPO CLUB</w:t>
-      </w:r>
-      <w:r>
-        <w:rPr>
-          <w:rFonts w:asciiTheme="minorBidi" w:hAnsiTheme="minorBidi" w:cstheme="minorBidi"/>
-          <w:b/>
-          <w:bCs/>
-          <w:sz w:val="18"/>
-          <w:szCs w:val="18"/>
-        </w:rPr>
-        <w:t>”</w:t>
+        <w:t>CAMPO CLUB”</w:t>
       </w:r>
       <w:r>
         <w:rPr>
@@ -1265,7 +1245,27 @@
           <w:sz w:val="18"/>
           <w:szCs w:val="18"/>
         </w:rPr>
-        <w:t>«_PROMT»</w:t>
+        <w:t>«</w:t>
+      </w:r>
+      <w:r>
+        <w:rPr>
+          <w:rFonts w:asciiTheme="minorBidi" w:hAnsiTheme="minorBidi" w:cstheme="minorBidi"/>
+          <w:b/>
+          <w:bCs/>
+          <w:sz w:val="18"/>
+          <w:szCs w:val="18"/>
+        </w:rPr>
+        <w:t>COMPRADOR</w:t>
+      </w:r>
+      <w:r>
+        <w:rPr>
+          <w:rFonts w:asciiTheme="minorBidi" w:hAnsiTheme="minorBidi" w:cstheme="minorBidi"/>
+          <w:b/>
+          <w:bCs/>
+          <w:sz w:val="18"/>
+          <w:szCs w:val="18"/>
+        </w:rPr>
+        <w:t>»</w:t>
       </w:r>
       <w:r>
         <w:rPr>
@@ -1282,29 +1282,41 @@
           <w:sz w:val="18"/>
           <w:szCs w:val="18"/>
         </w:rPr>
-        <w:t>S/«_PRECIO»(«_PRECIO_TEXTO» Y «_PRECIO_DECIMAL»/100 SOLES)</w:t>
-      </w:r>
-      <w:r>
-        <w:rPr>
-          <w:rFonts w:asciiTheme="minorBidi" w:hAnsiTheme="minorBidi" w:cstheme="minorBidi"/>
-          <w:sz w:val="18"/>
-          <w:szCs w:val="18"/>
-        </w:rPr>
-        <w:t>.</w:t>
-      </w:r>
-      <w:r>
-        <w:rPr>
-          <w:rFonts w:asciiTheme="minorBidi" w:hAnsiTheme="minorBidi" w:cstheme="minorBidi"/>
-          <w:sz w:val="18"/>
-          <w:szCs w:val="18"/>
-        </w:rPr>
-        <w:t xml:space="preserve"> </w:t>
+        <w:t>S</w:t>
+      </w:r>
+      <w:proofErr w:type="gramStart"/>
+      <w:r>
+        <w:rPr>
+          <w:rFonts w:asciiTheme="minorBidi" w:hAnsiTheme="minorBidi" w:cstheme="minorBidi"/>
+          <w:b/>
+          <w:sz w:val="18"/>
+          <w:szCs w:val="18"/>
+        </w:rPr>
+        <w:t>/«</w:t>
+      </w:r>
+      <w:proofErr w:type="gramEnd"/>
+      <w:r>
+        <w:rPr>
+          <w:rFonts w:asciiTheme="minorBidi" w:hAnsiTheme="minorBidi" w:cstheme="minorBidi"/>
+          <w:b/>
+          <w:sz w:val="18"/>
+          <w:szCs w:val="18"/>
+        </w:rPr>
+        <w:t>PRECIO»(«PRECIO_TEXTO» Y «PRECIO_DECIMAL»/100 SOLES)</w:t>
+      </w:r>
+      <w:r>
+        <w:rPr>
+          <w:rFonts w:asciiTheme="minorBidi" w:hAnsiTheme="minorBidi" w:cstheme="minorBidi"/>
+          <w:sz w:val="18"/>
+          <w:szCs w:val="18"/>
+        </w:rPr>
+        <w:t xml:space="preserve">. </w:t>
       </w:r>
     </w:p>
     <w:p>
       <w:pPr>
         <w:pStyle w:val="NormalWeb"/>
-        <w:spacing w:before="0" w:beforeAutospacing="0" w:after="0" w:afterAutospacing="0" w:line="331" w:lineRule="auto"/>
+        <w:spacing w:before="0" w:beforeAutospacing="0" w:after="0" w:afterAutospacing="0" w:line="336" w:lineRule="auto"/>
         <w:jc w:val="both"/>
         <w:rPr>
           <w:rFonts w:ascii="Arial" w:hAnsi="Arial" w:cs="Arial"/>
@@ -1350,7 +1362,7 @@
           <w:sz w:val="18"/>
           <w:szCs w:val="18"/>
         </w:rPr>
-        <w:t>«_PROMT»</w:t>
+        <w:t>«</w:t>
       </w:r>
       <w:r>
         <w:rPr>
@@ -1358,6 +1370,22 @@
           <w:sz w:val="18"/>
           <w:szCs w:val="18"/>
         </w:rPr>
+        <w:t>COMPRADOR</w:t>
+      </w:r>
+      <w:r>
+        <w:rPr>
+          <w:rFonts w:ascii="Arial" w:hAnsi="Arial" w:cs="Arial"/>
+          <w:sz w:val="18"/>
+          <w:szCs w:val="18"/>
+        </w:rPr>
+        <w:t>»</w:t>
+      </w:r>
+      <w:r>
+        <w:rPr>
+          <w:rFonts w:ascii="Arial" w:hAnsi="Arial" w:cs="Arial"/>
+          <w:sz w:val="18"/>
+          <w:szCs w:val="18"/>
+        </w:rPr>
         <w:t xml:space="preserve"> </w:t>
       </w:r>
       <w:r>
@@ -1374,7 +1402,23 @@
           <w:sz w:val="18"/>
           <w:szCs w:val="18"/>
         </w:rPr>
-        <w:t>«_PROMT»</w:t>
+        <w:t>«</w:t>
+      </w:r>
+      <w:r>
+        <w:rPr>
+          <w:rFonts w:ascii="Arial" w:hAnsi="Arial" w:cs="Arial"/>
+          <w:sz w:val="18"/>
+          <w:szCs w:val="18"/>
+        </w:rPr>
+        <w:t>COMPRADOR</w:t>
+      </w:r>
+      <w:r>
+        <w:rPr>
+          <w:rFonts w:ascii="Arial" w:hAnsi="Arial" w:cs="Arial"/>
+          <w:sz w:val="18"/>
+          <w:szCs w:val="18"/>
+        </w:rPr>
+        <w:t>»</w:t>
       </w:r>
       <w:r>
         <w:rPr>
@@ -1396,7 +1440,7 @@
     <w:p>
       <w:pPr>
         <w:pStyle w:val="NormalWeb"/>
-        <w:spacing w:before="0" w:beforeAutospacing="0" w:after="0" w:afterAutospacing="0" w:line="331" w:lineRule="auto"/>
+        <w:spacing w:before="0" w:beforeAutospacing="0" w:after="0" w:afterAutospacing="0" w:line="336" w:lineRule="auto"/>
         <w:jc w:val="both"/>
         <w:rPr>
           <w:rFonts w:asciiTheme="minorBidi" w:hAnsiTheme="minorBidi" w:cstheme="minorBidi"/>
@@ -1415,7 +1459,7 @@
     </w:p>
     <w:p>
       <w:pPr>
-        <w:spacing w:line="331" w:lineRule="auto"/>
+        <w:spacing w:line="336" w:lineRule="auto"/>
         <w:jc w:val="both"/>
         <w:rPr>
           <w:rFonts w:asciiTheme="minorBidi" w:hAnsiTheme="minorBidi" w:cstheme="minorBidi"/>
@@ -1423,6 +1467,7 @@
           <w:szCs w:val="18"/>
         </w:rPr>
       </w:pPr>
+      <w:proofErr w:type="gramStart"/>
       <w:r>
         <w:rPr>
           <w:rFonts w:asciiTheme="minorBidi" w:hAnsiTheme="minorBidi" w:cstheme="minorBidi"/>
@@ -1439,7 +1484,16 @@
           <w:sz w:val="18"/>
           <w:szCs w:val="18"/>
         </w:rPr>
-        <w:t>.- AMBAS PARTES ACUERDAN LO SIGUIENTE</w:t>
+        <w:t>.-</w:t>
+      </w:r>
+      <w:proofErr w:type="gramEnd"/>
+      <w:r>
+        <w:rPr>
+          <w:rFonts w:asciiTheme="minorBidi" w:hAnsiTheme="minorBidi" w:cstheme="minorBidi"/>
+          <w:sz w:val="18"/>
+          <w:szCs w:val="18"/>
+        </w:rPr>
+        <w:t xml:space="preserve"> AMBAS PARTES ACUERDAN LO SIGUIENTE</w:t>
       </w:r>
       <w:r>
         <w:rPr>
@@ -1470,7 +1524,7 @@
           <w:tab w:val="left" w:pos="283"/>
         </w:tabs>
         <w:suppressAutoHyphens/>
-        <w:spacing w:line="331" w:lineRule="auto"/>
+        <w:spacing w:line="336" w:lineRule="auto"/>
         <w:ind w:left="0" w:firstLine="0"/>
         <w:jc w:val="both"/>
         <w:rPr>
@@ -1513,7 +1567,25 @@
           <w:sz w:val="18"/>
           <w:szCs w:val="18"/>
         </w:rPr>
-        <w:t>«_PROMT»</w:t>
+        <w:t>«</w:t>
+      </w:r>
+      <w:r>
+        <w:rPr>
+          <w:rFonts w:asciiTheme="minorBidi" w:hAnsiTheme="minorBidi" w:cstheme="minorBidi"/>
+          <w:b/>
+          <w:sz w:val="18"/>
+          <w:szCs w:val="18"/>
+        </w:rPr>
+        <w:t>COMPRADOR</w:t>
+      </w:r>
+      <w:r>
+        <w:rPr>
+          <w:rFonts w:asciiTheme="minorBidi" w:hAnsiTheme="minorBidi" w:cstheme="minorBidi"/>
+          <w:b/>
+          <w:sz w:val="18"/>
+          <w:szCs w:val="18"/>
+        </w:rPr>
+        <w:t>»</w:t>
       </w:r>
       <w:r>
         <w:rPr>
@@ -1550,7 +1622,25 @@
           <w:sz w:val="18"/>
           <w:szCs w:val="18"/>
         </w:rPr>
-        <w:t>«_PROMT»</w:t>
+        <w:t>«</w:t>
+      </w:r>
+      <w:r>
+        <w:rPr>
+          <w:rFonts w:asciiTheme="minorBidi" w:hAnsiTheme="minorBidi" w:cstheme="minorBidi"/>
+          <w:bCs/>
+          <w:sz w:val="18"/>
+          <w:szCs w:val="18"/>
+        </w:rPr>
+        <w:t>COMPRADOR</w:t>
+      </w:r>
+      <w:r>
+        <w:rPr>
+          <w:rFonts w:asciiTheme="minorBidi" w:hAnsiTheme="minorBidi" w:cstheme="minorBidi"/>
+          <w:bCs/>
+          <w:sz w:val="18"/>
+          <w:szCs w:val="18"/>
+        </w:rPr>
+        <w:t>»</w:t>
       </w:r>
       <w:r>
         <w:rPr>
@@ -1621,7 +1711,27 @@
           <w:sz w:val="18"/>
           <w:szCs w:val="18"/>
         </w:rPr>
-        <w:t>«_PROMT»</w:t>
+        <w:t>«</w:t>
+      </w:r>
+      <w:r>
+        <w:rPr>
+          <w:rFonts w:asciiTheme="minorBidi" w:hAnsiTheme="minorBidi" w:cstheme="minorBidi"/>
+          <w:b/>
+          <w:bCs/>
+          <w:sz w:val="18"/>
+          <w:szCs w:val="18"/>
+        </w:rPr>
+        <w:t>COMPRADOR</w:t>
+      </w:r>
+      <w:r>
+        <w:rPr>
+          <w:rFonts w:asciiTheme="minorBidi" w:hAnsiTheme="minorBidi" w:cstheme="minorBidi"/>
+          <w:b/>
+          <w:bCs/>
+          <w:sz w:val="18"/>
+          <w:szCs w:val="18"/>
+        </w:rPr>
+        <w:t>»</w:t>
       </w:r>
       <w:r>
         <w:rPr>
@@ -1708,7 +1818,7 @@
     </w:p>
     <w:p>
       <w:pPr>
-        <w:spacing w:line="331" w:lineRule="auto"/>
+        <w:spacing w:line="336" w:lineRule="auto"/>
         <w:jc w:val="both"/>
         <w:rPr>
           <w:rFonts w:asciiTheme="minorBidi" w:hAnsiTheme="minorBidi" w:cstheme="minorBidi"/>
@@ -1717,6 +1827,7 @@
           <w:szCs w:val="18"/>
         </w:rPr>
       </w:pPr>
+      <w:proofErr w:type="gramStart"/>
       <w:r>
         <w:rPr>
           <w:rFonts w:asciiTheme="minorBidi" w:hAnsiTheme="minorBidi" w:cstheme="minorBidi"/>
@@ -1734,7 +1845,16 @@
           <w:sz w:val="18"/>
           <w:szCs w:val="18"/>
         </w:rPr>
-        <w:t xml:space="preserve">.- </w:t>
+        <w:t>.-</w:t>
+      </w:r>
+      <w:proofErr w:type="gramEnd"/>
+      <w:r>
+        <w:rPr>
+          <w:rFonts w:asciiTheme="minorBidi" w:hAnsiTheme="minorBidi" w:cstheme="minorBidi"/>
+          <w:sz w:val="18"/>
+          <w:szCs w:val="18"/>
+        </w:rPr>
+        <w:t xml:space="preserve"> </w:t>
       </w:r>
       <w:r>
         <w:rPr>
@@ -1758,7 +1878,7 @@
     <w:p>
       <w:pPr>
         <w:pStyle w:val="NormalWeb"/>
-        <w:spacing w:before="0" w:beforeAutospacing="0" w:after="0" w:afterAutospacing="0" w:line="331" w:lineRule="auto"/>
+        <w:spacing w:before="0" w:beforeAutospacing="0" w:after="0" w:afterAutospacing="0" w:line="336" w:lineRule="auto"/>
         <w:jc w:val="both"/>
         <w:rPr>
           <w:rFonts w:asciiTheme="minorBidi" w:hAnsiTheme="minorBidi" w:cstheme="minorBidi"/>
@@ -1766,6 +1886,7 @@
           <w:szCs w:val="18"/>
         </w:rPr>
       </w:pPr>
+      <w:proofErr w:type="gramStart"/>
       <w:r>
         <w:rPr>
           <w:rFonts w:asciiTheme="minorBidi" w:hAnsiTheme="minorBidi" w:cstheme="minorBidi"/>
@@ -1784,6 +1905,7 @@
         </w:rPr>
         <w:t>.-</w:t>
       </w:r>
+      <w:proofErr w:type="gramEnd"/>
       <w:r>
         <w:rPr>
           <w:rFonts w:asciiTheme="minorBidi" w:hAnsiTheme="minorBidi" w:cstheme="minorBidi"/>
@@ -1916,7 +2038,7 @@
     <w:p>
       <w:pPr>
         <w:pStyle w:val="NormalWeb"/>
-        <w:spacing w:before="0" w:beforeAutospacing="0" w:after="0" w:afterAutospacing="0" w:line="331" w:lineRule="auto"/>
+        <w:spacing w:before="0" w:beforeAutospacing="0" w:after="0" w:afterAutospacing="0" w:line="336" w:lineRule="auto"/>
         <w:jc w:val="both"/>
         <w:rPr>
           <w:rFonts w:asciiTheme="minorBidi" w:hAnsiTheme="minorBidi" w:cstheme="minorBidi"/>
@@ -1972,7 +2094,23 @@
           <w:sz w:val="18"/>
           <w:szCs w:val="18"/>
         </w:rPr>
-        <w:t>«_PROMT»</w:t>
+        <w:t>«</w:t>
+      </w:r>
+      <w:r>
+        <w:rPr>
+          <w:rFonts w:asciiTheme="minorBidi" w:hAnsiTheme="minorBidi" w:cstheme="minorBidi"/>
+          <w:sz w:val="18"/>
+          <w:szCs w:val="18"/>
+        </w:rPr>
+        <w:t>COMPRADOR</w:t>
+      </w:r>
+      <w:r>
+        <w:rPr>
+          <w:rFonts w:asciiTheme="minorBidi" w:hAnsiTheme="minorBidi" w:cstheme="minorBidi"/>
+          <w:sz w:val="18"/>
+          <w:szCs w:val="18"/>
+        </w:rPr>
+        <w:t>»</w:t>
       </w:r>
       <w:r>
         <w:rPr>
@@ -2014,7 +2152,7 @@
           <w:sz w:val="18"/>
           <w:szCs w:val="18"/>
         </w:rPr>
-        <w:t>18</w:t>
+        <w:t>«ENTREGA»</w:t>
       </w:r>
       <w:r>
         <w:rPr>
@@ -2034,7 +2172,7 @@
           <w:sz w:val="18"/>
           <w:szCs w:val="18"/>
         </w:rPr>
-        <w:t>DIECIOCHO</w:t>
+        <w:t>«ENTREGA_TEXTO»</w:t>
       </w:r>
       <w:r>
         <w:rPr>
@@ -2066,7 +2204,7 @@
     <w:p>
       <w:pPr>
         <w:pStyle w:val="NormalWeb"/>
-        <w:spacing w:before="0" w:beforeAutospacing="0" w:after="0" w:afterAutospacing="0" w:line="331" w:lineRule="auto"/>
+        <w:spacing w:before="0" w:beforeAutospacing="0" w:after="0" w:afterAutospacing="0" w:line="336" w:lineRule="auto"/>
         <w:jc w:val="both"/>
         <w:rPr>
           <w:rFonts w:asciiTheme="minorBidi" w:hAnsiTheme="minorBidi" w:cstheme="minorBidi"/>
@@ -2126,7 +2264,7 @@
     <w:p>
       <w:pPr>
         <w:pStyle w:val="NormalWeb"/>
-        <w:spacing w:before="0" w:beforeAutospacing="0" w:after="0" w:afterAutospacing="0" w:line="331" w:lineRule="auto"/>
+        <w:spacing w:before="0" w:beforeAutospacing="0" w:after="0" w:afterAutospacing="0" w:line="336" w:lineRule="auto"/>
         <w:jc w:val="both"/>
         <w:rPr>
           <w:rFonts w:asciiTheme="minorBidi" w:hAnsiTheme="minorBidi" w:cstheme="minorBidi"/>
@@ -2134,6 +2272,7 @@
           <w:szCs w:val="18"/>
         </w:rPr>
       </w:pPr>
+      <w:proofErr w:type="gramStart"/>
       <w:r>
         <w:rPr>
           <w:rFonts w:asciiTheme="minorBidi" w:hAnsiTheme="minorBidi" w:cstheme="minorBidi"/>
@@ -2152,6 +2291,7 @@
         </w:rPr>
         <w:t>.-</w:t>
       </w:r>
+      <w:proofErr w:type="gramEnd"/>
       <w:r>
         <w:rPr>
           <w:rFonts w:asciiTheme="minorBidi" w:hAnsiTheme="minorBidi" w:cstheme="minorBidi"/>
@@ -2176,7 +2316,27 @@
           <w:sz w:val="18"/>
           <w:szCs w:val="18"/>
         </w:rPr>
-        <w:t>«_PROMT»</w:t>
+        <w:t>«</w:t>
+      </w:r>
+      <w:r>
+        <w:rPr>
+          <w:rFonts w:asciiTheme="minorBidi" w:hAnsiTheme="minorBidi" w:cstheme="minorBidi"/>
+          <w:b/>
+          <w:bCs/>
+          <w:sz w:val="18"/>
+          <w:szCs w:val="18"/>
+        </w:rPr>
+        <w:t>COMPRADOR</w:t>
+      </w:r>
+      <w:r>
+        <w:rPr>
+          <w:rFonts w:asciiTheme="minorBidi" w:hAnsiTheme="minorBidi" w:cstheme="minorBidi"/>
+          <w:b/>
+          <w:bCs/>
+          <w:sz w:val="18"/>
+          <w:szCs w:val="18"/>
+        </w:rPr>
+        <w:t>»</w:t>
       </w:r>
       <w:r>
         <w:rPr>
@@ -2208,7 +2368,7 @@
     <w:p>
       <w:pPr>
         <w:pStyle w:val="NormalWeb"/>
-        <w:spacing w:before="0" w:beforeAutospacing="0" w:after="0" w:afterAutospacing="0" w:line="331" w:lineRule="auto"/>
+        <w:spacing w:before="0" w:beforeAutospacing="0" w:after="0" w:afterAutospacing="0" w:line="336" w:lineRule="auto"/>
         <w:jc w:val="both"/>
         <w:rPr>
           <w:rFonts w:asciiTheme="minorBidi" w:hAnsiTheme="minorBidi" w:cstheme="minorBidi"/>
@@ -2216,6 +2376,7 @@
           <w:szCs w:val="18"/>
         </w:rPr>
       </w:pPr>
+      <w:proofErr w:type="gramStart"/>
       <w:r>
         <w:rPr>
           <w:rFonts w:asciiTheme="minorBidi" w:hAnsiTheme="minorBidi" w:cstheme="minorBidi"/>
@@ -2234,6 +2395,7 @@
         </w:rPr>
         <w:t>.-</w:t>
       </w:r>
+      <w:proofErr w:type="gramEnd"/>
       <w:r>
         <w:rPr>
           <w:rFonts w:asciiTheme="minorBidi" w:hAnsiTheme="minorBidi" w:cstheme="minorBidi"/>
@@ -2334,7 +2496,7 @@
     <w:p>
       <w:pPr>
         <w:pStyle w:val="NormalWeb"/>
-        <w:spacing w:before="0" w:beforeAutospacing="0" w:after="0" w:afterAutospacing="0" w:line="331" w:lineRule="auto"/>
+        <w:spacing w:before="0" w:beforeAutospacing="0" w:after="0" w:afterAutospacing="0" w:line="336" w:lineRule="auto"/>
         <w:jc w:val="both"/>
         <w:rPr>
           <w:rFonts w:asciiTheme="minorBidi" w:hAnsiTheme="minorBidi" w:cstheme="minorBidi"/>
@@ -2342,6 +2504,7 @@
           <w:szCs w:val="18"/>
         </w:rPr>
       </w:pPr>
+      <w:proofErr w:type="gramStart"/>
       <w:r>
         <w:rPr>
           <w:rFonts w:asciiTheme="minorBidi" w:hAnsiTheme="minorBidi" w:cstheme="minorBidi"/>
@@ -2358,13 +2521,22 @@
           <w:sz w:val="18"/>
           <w:szCs w:val="18"/>
         </w:rPr>
-        <w:t xml:space="preserve">.- EQUIVALENCIA ENTRE EL PRECIO Y EL BIEN MATERIA DE VENTA: </w:t>
+        <w:t>.-</w:t>
+      </w:r>
+      <w:proofErr w:type="gramEnd"/>
+      <w:r>
+        <w:rPr>
+          <w:rFonts w:asciiTheme="minorBidi" w:hAnsiTheme="minorBidi" w:cstheme="minorBidi"/>
+          <w:sz w:val="18"/>
+          <w:szCs w:val="18"/>
+        </w:rPr>
+        <w:t xml:space="preserve"> EQUIVALENCIA ENTRE EL PRECIO Y EL BIEN MATERIA DE VENTA: </w:t>
       </w:r>
     </w:p>
     <w:p>
       <w:pPr>
         <w:pStyle w:val="NormalWeb"/>
-        <w:spacing w:before="0" w:beforeAutospacing="0" w:after="0" w:afterAutospacing="0" w:line="331" w:lineRule="auto"/>
+        <w:spacing w:before="0" w:beforeAutospacing="0" w:after="0" w:afterAutospacing="0" w:line="336" w:lineRule="auto"/>
         <w:jc w:val="both"/>
         <w:rPr>
           <w:rFonts w:asciiTheme="minorBidi" w:hAnsiTheme="minorBidi" w:cstheme="minorBidi"/>
@@ -2378,6 +2550,7 @@
           <w:sz w:val="18"/>
           <w:szCs w:val="18"/>
         </w:rPr>
+        <w:lastRenderedPageBreak/>
         <w:t>AMBAS PARTES DECLARAN QUE EL PRECIO</w:t>
       </w:r>
       <w:r>
@@ -2410,16 +2583,7 @@
           <w:sz w:val="18"/>
           <w:szCs w:val="18"/>
         </w:rPr>
-        <w:t xml:space="preserve">EN ESE SENTIDO NO HABRÁ LUGAR A REEMBOLSO NI COMPENSACIÓN POR NINGUNA DE LAS PARTES </w:t>
-      </w:r>
-      <w:r>
-        <w:rPr>
-          <w:rFonts w:asciiTheme="minorBidi" w:hAnsiTheme="minorBidi" w:cstheme="minorBidi"/>
-          <w:sz w:val="18"/>
-          <w:szCs w:val="18"/>
-        </w:rPr>
-        <w:lastRenderedPageBreak/>
-        <w:t>SI EL INMUEBLE DE QUE SE TRATA TUVIERE DENTRO DE SUS LINDEROS MAYOR O MENOR EXTENSIÓN/ES DE LO QUE SE INDIQUE EN LA PARTIDA REGISTRAL DONDE SE INSCRIBA EL MISMO UNA VEZ CONCLUIDA LA EDIFICACIÓN. LAS PARTES ACUERDAN QUE LA VARIACIÓN DEL AREA DE EL INMUEBLE SE REALIZARÁ Y REGULARÁ CONFORME AL ORDENAMIENTO JURÍDICO NACIONAL.</w:t>
+        <w:t>EN ESE SENTIDO NO HABRÁ LUGAR A REEMBOLSO NI COMPENSACIÓN POR NINGUNA DE LAS PARTES SI EL INMUEBLE DE QUE SE TRATA TUVIERE DENTRO DE SUS LINDEROS MAYOR O MENOR EXTENSIÓN/ES DE LO QUE SE INDIQUE EN LA PARTIDA REGISTRAL DONDE SE INSCRIBA EL MISMO UNA VEZ CONCLUIDA LA EDIFICACIÓN. LAS PARTES ACUERDAN QUE LA VARIACIÓN DEL AREA DE EL INMUEBLE SE REALIZARÁ Y REGULARÁ CONFORME AL ORDENAMIENTO JURÍDICO NACIONAL.</w:t>
       </w:r>
       <w:r>
         <w:rPr>
@@ -2433,7 +2597,7 @@
     <w:p>
       <w:pPr>
         <w:pStyle w:val="NormalWeb"/>
-        <w:spacing w:before="0" w:beforeAutospacing="0" w:after="0" w:afterAutospacing="0" w:line="331" w:lineRule="auto"/>
+        <w:spacing w:before="0" w:beforeAutospacing="0" w:after="0" w:afterAutospacing="0" w:line="336" w:lineRule="auto"/>
         <w:jc w:val="both"/>
         <w:rPr>
           <w:rFonts w:asciiTheme="minorBidi" w:hAnsiTheme="minorBidi" w:cstheme="minorBidi"/>
@@ -2441,6 +2605,7 @@
           <w:szCs w:val="18"/>
         </w:rPr>
       </w:pPr>
+      <w:proofErr w:type="gramStart"/>
       <w:r>
         <w:rPr>
           <w:rFonts w:asciiTheme="minorBidi" w:hAnsiTheme="minorBidi" w:cstheme="minorBidi"/>
@@ -2457,7 +2622,16 @@
           <w:sz w:val="18"/>
           <w:szCs w:val="18"/>
         </w:rPr>
-        <w:t>.- DECLARACION DE LAS PARTES:</w:t>
+        <w:t>.-</w:t>
+      </w:r>
+      <w:proofErr w:type="gramEnd"/>
+      <w:r>
+        <w:rPr>
+          <w:rFonts w:asciiTheme="minorBidi" w:hAnsiTheme="minorBidi" w:cstheme="minorBidi"/>
+          <w:sz w:val="18"/>
+          <w:szCs w:val="18"/>
+        </w:rPr>
+        <w:t xml:space="preserve"> DECLARACION DE LAS PARTES:</w:t>
       </w:r>
       <w:r>
         <w:rPr>
@@ -2479,7 +2653,7 @@
     <w:p>
       <w:pPr>
         <w:pStyle w:val="NormalWeb"/>
-        <w:spacing w:before="0" w:beforeAutospacing="0" w:after="0" w:afterAutospacing="0" w:line="331" w:lineRule="auto"/>
+        <w:spacing w:before="0" w:beforeAutospacing="0" w:after="0" w:afterAutospacing="0" w:line="336" w:lineRule="auto"/>
         <w:jc w:val="both"/>
         <w:rPr>
           <w:rFonts w:asciiTheme="minorBidi" w:hAnsiTheme="minorBidi" w:cstheme="minorBidi"/>
@@ -2531,7 +2705,7 @@
     <w:p>
       <w:pPr>
         <w:pStyle w:val="NormalWeb"/>
-        <w:spacing w:before="0" w:beforeAutospacing="0" w:after="0" w:afterAutospacing="0" w:line="331" w:lineRule="auto"/>
+        <w:spacing w:before="0" w:beforeAutospacing="0" w:after="0" w:afterAutospacing="0" w:line="336" w:lineRule="auto"/>
         <w:jc w:val="both"/>
         <w:rPr>
           <w:rFonts w:asciiTheme="minorBidi" w:hAnsiTheme="minorBidi" w:cstheme="minorBidi"/>
@@ -2561,7 +2735,23 @@
           <w:sz w:val="18"/>
           <w:szCs w:val="18"/>
         </w:rPr>
-        <w:t>«_PROMT»</w:t>
+        <w:t>«</w:t>
+      </w:r>
+      <w:r>
+        <w:rPr>
+          <w:rFonts w:asciiTheme="minorBidi" w:hAnsiTheme="minorBidi" w:cstheme="minorBidi"/>
+          <w:sz w:val="18"/>
+          <w:szCs w:val="18"/>
+        </w:rPr>
+        <w:t>COMPRADOR</w:t>
+      </w:r>
+      <w:r>
+        <w:rPr>
+          <w:rFonts w:asciiTheme="minorBidi" w:hAnsiTheme="minorBidi" w:cstheme="minorBidi"/>
+          <w:sz w:val="18"/>
+          <w:szCs w:val="18"/>
+        </w:rPr>
+        <w:t>»</w:t>
       </w:r>
       <w:r>
         <w:rPr>
@@ -2607,7 +2797,7 @@
     <w:p>
       <w:pPr>
         <w:pStyle w:val="NormalWeb"/>
-        <w:spacing w:before="0" w:beforeAutospacing="0" w:after="0" w:afterAutospacing="0" w:line="331" w:lineRule="auto"/>
+        <w:spacing w:before="0" w:beforeAutospacing="0" w:after="0" w:afterAutospacing="0" w:line="336" w:lineRule="auto"/>
         <w:jc w:val="both"/>
         <w:rPr>
           <w:rFonts w:asciiTheme="minorBidi" w:hAnsiTheme="minorBidi" w:cstheme="minorBidi"/>
@@ -2637,7 +2827,23 @@
           <w:sz w:val="18"/>
           <w:szCs w:val="18"/>
         </w:rPr>
-        <w:t>«_PROMT»</w:t>
+        <w:t>«</w:t>
+      </w:r>
+      <w:r>
+        <w:rPr>
+          <w:rFonts w:asciiTheme="minorBidi" w:hAnsiTheme="minorBidi" w:cstheme="minorBidi"/>
+          <w:sz w:val="18"/>
+          <w:szCs w:val="18"/>
+        </w:rPr>
+        <w:t>COMPRADOR</w:t>
+      </w:r>
+      <w:r>
+        <w:rPr>
+          <w:rFonts w:asciiTheme="minorBidi" w:hAnsiTheme="minorBidi" w:cstheme="minorBidi"/>
+          <w:sz w:val="18"/>
+          <w:szCs w:val="18"/>
+        </w:rPr>
+        <w:t>»</w:t>
       </w:r>
       <w:r>
         <w:rPr>
@@ -2667,7 +2873,7 @@
     <w:p>
       <w:pPr>
         <w:pStyle w:val="NormalWeb"/>
-        <w:spacing w:before="0" w:beforeAutospacing="0" w:after="0" w:afterAutospacing="0" w:line="331" w:lineRule="auto"/>
+        <w:spacing w:before="0" w:beforeAutospacing="0" w:after="0" w:afterAutospacing="0" w:line="336" w:lineRule="auto"/>
         <w:jc w:val="both"/>
         <w:rPr>
           <w:rFonts w:asciiTheme="minorBidi" w:hAnsiTheme="minorBidi" w:cstheme="minorBidi"/>
@@ -2703,7 +2909,7 @@
     <w:p>
       <w:pPr>
         <w:pStyle w:val="NormalWeb"/>
-        <w:spacing w:before="0" w:beforeAutospacing="0" w:after="0" w:afterAutospacing="0" w:line="331" w:lineRule="auto"/>
+        <w:spacing w:before="0" w:beforeAutospacing="0" w:after="0" w:afterAutospacing="0" w:line="336" w:lineRule="auto"/>
         <w:jc w:val="both"/>
         <w:rPr>
           <w:rFonts w:asciiTheme="minorBidi" w:hAnsiTheme="minorBidi" w:cstheme="minorBidi"/>
@@ -2771,7 +2977,7 @@
     <w:p>
       <w:pPr>
         <w:pStyle w:val="NormalWeb"/>
-        <w:spacing w:before="0" w:beforeAutospacing="0" w:after="0" w:afterAutospacing="0" w:line="331" w:lineRule="auto"/>
+        <w:spacing w:before="0" w:beforeAutospacing="0" w:after="0" w:afterAutospacing="0" w:line="336" w:lineRule="auto"/>
         <w:jc w:val="both"/>
         <w:rPr>
           <w:rFonts w:asciiTheme="minorBidi" w:hAnsiTheme="minorBidi" w:cstheme="minorBidi"/>
@@ -2807,7 +3013,7 @@
     <w:p>
       <w:pPr>
         <w:pStyle w:val="NormalWeb"/>
-        <w:spacing w:before="0" w:beforeAutospacing="0" w:after="0" w:afterAutospacing="0" w:line="331" w:lineRule="auto"/>
+        <w:spacing w:before="0" w:beforeAutospacing="0" w:after="0" w:afterAutospacing="0" w:line="336" w:lineRule="auto"/>
         <w:jc w:val="both"/>
         <w:rPr>
           <w:rFonts w:asciiTheme="minorBidi" w:hAnsiTheme="minorBidi" w:cstheme="minorBidi"/>
@@ -2823,23 +3029,59 @@
           <w:sz w:val="18"/>
           <w:szCs w:val="18"/>
         </w:rPr>
-        <w:t>DECIMA PRIMERA</w:t>
-      </w:r>
-      <w:r>
-        <w:rPr>
-          <w:rFonts w:asciiTheme="minorBidi" w:hAnsiTheme="minorBidi" w:cstheme="minorBidi"/>
-          <w:sz w:val="18"/>
-          <w:szCs w:val="18"/>
-        </w:rPr>
-        <w:t xml:space="preserve">.- LOS GASTOS NOTARIALES, REGISTRALES QUE ORIGINE EL PERFECCIONAMIENTO DE ESTE CONTRATO, SERÁN DE CUENTA EXCLUSIVA DE </w:t>
-      </w:r>
-      <w:r>
-        <w:rPr>
-          <w:rFonts w:asciiTheme="minorBidi" w:hAnsiTheme="minorBidi" w:cstheme="minorBidi"/>
-          <w:sz w:val="18"/>
-          <w:szCs w:val="18"/>
-        </w:rPr>
-        <w:t>«_PROMT»</w:t>
+        <w:t xml:space="preserve">DECIMA </w:t>
+      </w:r>
+      <w:proofErr w:type="gramStart"/>
+      <w:r>
+        <w:rPr>
+          <w:rFonts w:asciiTheme="minorBidi" w:hAnsiTheme="minorBidi" w:cstheme="minorBidi"/>
+          <w:b/>
+          <w:bCs/>
+          <w:sz w:val="18"/>
+          <w:szCs w:val="18"/>
+        </w:rPr>
+        <w:t>PRIMERA</w:t>
+      </w:r>
+      <w:r>
+        <w:rPr>
+          <w:rFonts w:asciiTheme="minorBidi" w:hAnsiTheme="minorBidi" w:cstheme="minorBidi"/>
+          <w:sz w:val="18"/>
+          <w:szCs w:val="18"/>
+        </w:rPr>
+        <w:t>.-</w:t>
+      </w:r>
+      <w:proofErr w:type="gramEnd"/>
+      <w:r>
+        <w:rPr>
+          <w:rFonts w:asciiTheme="minorBidi" w:hAnsiTheme="minorBidi" w:cstheme="minorBidi"/>
+          <w:sz w:val="18"/>
+          <w:szCs w:val="18"/>
+        </w:rPr>
+        <w:t xml:space="preserve"> LOS GASTOS NOTARIALES, REGISTRALES QUE ORIGINE EL PERFECCIONAMIENTO DE ESTE CONTRATO, SERÁN DE CUENTA EXCLUSIVA DE </w:t>
+      </w:r>
+      <w:r>
+        <w:rPr>
+          <w:rFonts w:asciiTheme="minorBidi" w:hAnsiTheme="minorBidi" w:cstheme="minorBidi"/>
+          <w:sz w:val="18"/>
+          <w:szCs w:val="18"/>
+        </w:rPr>
+        <w:t>«</w:t>
+      </w:r>
+      <w:r>
+        <w:rPr>
+          <w:rFonts w:asciiTheme="minorBidi" w:hAnsiTheme="minorBidi" w:cstheme="minorBidi"/>
+          <w:sz w:val="18"/>
+          <w:szCs w:val="18"/>
+        </w:rPr>
+        <w:t>COMPRADOR</w:t>
+      </w:r>
+      <w:r>
+        <w:rPr>
+          <w:rFonts w:asciiTheme="minorBidi" w:hAnsiTheme="minorBidi" w:cstheme="minorBidi"/>
+          <w:sz w:val="18"/>
+          <w:szCs w:val="18"/>
+        </w:rPr>
+        <w:t>»</w:t>
       </w:r>
       <w:r>
         <w:rPr>
@@ -2853,7 +3095,7 @@
     <w:p>
       <w:pPr>
         <w:pStyle w:val="NormalWeb"/>
-        <w:spacing w:before="0" w:beforeAutospacing="0" w:after="0" w:afterAutospacing="0" w:line="331" w:lineRule="auto"/>
+        <w:spacing w:before="0" w:beforeAutospacing="0" w:after="0" w:afterAutospacing="0" w:line="336" w:lineRule="auto"/>
         <w:jc w:val="both"/>
         <w:rPr>
           <w:rFonts w:asciiTheme="minorBidi" w:hAnsiTheme="minorBidi" w:cstheme="minorBidi"/>
@@ -2880,15 +3122,35 @@
           <w:sz w:val="18"/>
           <w:szCs w:val="18"/>
         </w:rPr>
-        <w:t>A SEGUNDA</w:t>
-      </w:r>
-      <w:r>
-        <w:rPr>
-          <w:rFonts w:asciiTheme="minorBidi" w:hAnsiTheme="minorBidi" w:cstheme="minorBidi"/>
-          <w:sz w:val="18"/>
-          <w:szCs w:val="18"/>
-        </w:rPr>
-        <w:t xml:space="preserve">.- </w:t>
+        <w:t xml:space="preserve">A </w:t>
+      </w:r>
+      <w:proofErr w:type="gramStart"/>
+      <w:r>
+        <w:rPr>
+          <w:rFonts w:asciiTheme="minorBidi" w:hAnsiTheme="minorBidi" w:cstheme="minorBidi"/>
+          <w:b/>
+          <w:bCs/>
+          <w:sz w:val="18"/>
+          <w:szCs w:val="18"/>
+        </w:rPr>
+        <w:t>SEGUNDA</w:t>
+      </w:r>
+      <w:r>
+        <w:rPr>
+          <w:rFonts w:asciiTheme="minorBidi" w:hAnsiTheme="minorBidi" w:cstheme="minorBidi"/>
+          <w:sz w:val="18"/>
+          <w:szCs w:val="18"/>
+        </w:rPr>
+        <w:t>.-</w:t>
+      </w:r>
+      <w:proofErr w:type="gramEnd"/>
+      <w:r>
+        <w:rPr>
+          <w:rFonts w:asciiTheme="minorBidi" w:hAnsiTheme="minorBidi" w:cstheme="minorBidi"/>
+          <w:sz w:val="18"/>
+          <w:szCs w:val="18"/>
+        </w:rPr>
+        <w:t xml:space="preserve"> </w:t>
       </w:r>
       <w:r>
         <w:rPr>
@@ -2905,7 +3167,7 @@
     <w:p>
       <w:pPr>
         <w:pStyle w:val="NormalWeb"/>
-        <w:spacing w:before="0" w:beforeAutospacing="0" w:after="0" w:afterAutospacing="0" w:line="331" w:lineRule="auto"/>
+        <w:spacing w:before="0" w:beforeAutospacing="0" w:after="0" w:afterAutospacing="0" w:line="336" w:lineRule="auto"/>
         <w:jc w:val="both"/>
         <w:rPr>
           <w:rFonts w:asciiTheme="minorBidi" w:hAnsiTheme="minorBidi" w:cstheme="minorBidi"/>
@@ -2926,7 +3188,7 @@
     <w:p>
       <w:pPr>
         <w:pStyle w:val="NormalWeb"/>
-        <w:spacing w:before="0" w:beforeAutospacing="0" w:after="0" w:afterAutospacing="0" w:line="331" w:lineRule="auto"/>
+        <w:spacing w:before="0" w:beforeAutospacing="0" w:after="0" w:afterAutospacing="0" w:line="336" w:lineRule="auto"/>
         <w:jc w:val="both"/>
         <w:rPr>
           <w:rFonts w:asciiTheme="minorBidi" w:hAnsiTheme="minorBidi" w:cstheme="minorBidi"/>
@@ -2944,6 +3206,7 @@
         </w:rPr>
         <w:t xml:space="preserve">DECIMO </w:t>
       </w:r>
+      <w:proofErr w:type="gramStart"/>
       <w:r>
         <w:rPr>
           <w:rFonts w:asciiTheme="minorBidi" w:hAnsiTheme="minorBidi" w:cstheme="minorBidi"/>
@@ -2960,7 +3223,16 @@
           <w:sz w:val="18"/>
           <w:szCs w:val="18"/>
         </w:rPr>
-        <w:t>.- AMBAS PARTES CONTRATANTES DEBIDAMENTE ENTERADAS DE LAS CLÁUSULAS Y ESTIPULACIONES DEL PRESENTE CONTRATO LO ACEPTAN EN TODAS Y CADA UNA DE SUS PARTES OBLIGÁNDOSE A SU FIEL Y ESTRICTO CUMPLIMIENTO, SUSCRIBIENDO EL PRESENTE</w:t>
+        <w:t>.-</w:t>
+      </w:r>
+      <w:proofErr w:type="gramEnd"/>
+      <w:r>
+        <w:rPr>
+          <w:rFonts w:asciiTheme="minorBidi" w:hAnsiTheme="minorBidi" w:cstheme="minorBidi"/>
+          <w:sz w:val="18"/>
+          <w:szCs w:val="18"/>
+        </w:rPr>
+        <w:t xml:space="preserve"> AMBAS PARTES CONTRATANTES DEBIDAMENTE ENTERADAS DE LAS CLÁUSULAS Y ESTIPULACIONES DEL PRESENTE CONTRATO LO ACEPTAN EN TODAS Y CADA UNA DE SUS PARTES OBLIGÁNDOSE A SU FIEL Y ESTRICTO CUMPLIMIENTO, SUSCRIBIENDO EL PRESENTE</w:t>
       </w:r>
       <w:r>
         <w:rPr>
@@ -2974,7 +3246,7 @@
     <w:p>
       <w:pPr>
         <w:pStyle w:val="NormalWeb"/>
-        <w:spacing w:before="0" w:beforeAutospacing="0" w:after="0" w:afterAutospacing="0" w:line="331" w:lineRule="auto"/>
+        <w:spacing w:before="0" w:beforeAutospacing="0" w:after="0" w:afterAutospacing="0" w:line="336" w:lineRule="auto"/>
         <w:jc w:val="both"/>
         <w:rPr>
           <w:rFonts w:asciiTheme="minorBidi" w:hAnsiTheme="minorBidi" w:cstheme="minorBidi"/>
@@ -2988,33 +3260,29 @@
           <w:sz w:val="18"/>
           <w:szCs w:val="18"/>
         </w:rPr>
-        <w:t>TRUJILLO</w:t>
-      </w:r>
-      <w:r>
-        <w:rPr>
-          <w:rFonts w:asciiTheme="minorBidi" w:hAnsiTheme="minorBidi" w:cstheme="minorBidi"/>
-          <w:sz w:val="18"/>
-          <w:szCs w:val="18"/>
-        </w:rPr>
-        <w:t>, «FECHA_TEXTO».</w:t>
+        <w:t>TRUJILLO, «</w:t>
+      </w:r>
+      <w:r>
+        <w:rPr>
+          <w:rFonts w:asciiTheme="minorBidi" w:hAnsiTheme="minorBidi" w:cstheme="minorBidi"/>
+          <w:sz w:val="18"/>
+          <w:szCs w:val="18"/>
+        </w:rPr>
+        <w:t>FECHA</w:t>
+      </w:r>
+      <w:r>
+        <w:rPr>
+          <w:rFonts w:asciiTheme="minorBidi" w:hAnsiTheme="minorBidi" w:cstheme="minorBidi"/>
+          <w:sz w:val="18"/>
+          <w:szCs w:val="18"/>
+        </w:rPr>
+        <w:t>».</w:t>
       </w:r>
     </w:p>
     <w:p>
       <w:pPr>
         <w:pStyle w:val="NormalWeb"/>
-        <w:spacing w:before="0" w:beforeAutospacing="0" w:after="0" w:afterAutospacing="0" w:line="331" w:lineRule="auto"/>
-        <w:jc w:val="both"/>
-        <w:rPr>
-          <w:rFonts w:asciiTheme="minorBidi" w:hAnsiTheme="minorBidi" w:cstheme="minorBidi"/>
-          <w:sz w:val="18"/>
-          <w:szCs w:val="18"/>
-        </w:rPr>
-      </w:pPr>
-    </w:p>
-    <w:p>
-      <w:pPr>
-        <w:pStyle w:val="NormalWeb"/>
-        <w:spacing w:before="0" w:beforeAutospacing="0" w:after="0" w:afterAutospacing="0" w:line="331" w:lineRule="auto"/>
+        <w:spacing w:before="0" w:beforeAutospacing="0" w:after="0" w:afterAutospacing="0" w:line="336" w:lineRule="auto"/>
         <w:jc w:val="both"/>
         <w:rPr>
           <w:rFonts w:asciiTheme="minorBidi" w:hAnsiTheme="minorBidi" w:cstheme="minorBidi"/>
@@ -3029,7 +3297,7 @@
         <w:autoSpaceDE w:val="0"/>
         <w:autoSpaceDN w:val="0"/>
         <w:adjustRightInd w:val="0"/>
-        <w:spacing w:line="331" w:lineRule="auto"/>
+        <w:spacing w:line="336" w:lineRule="auto"/>
         <w:jc w:val="both"/>
         <w:rPr>
           <w:rFonts w:asciiTheme="minorBidi" w:hAnsiTheme="minorBidi" w:cstheme="minorBidi"/>
@@ -3056,7 +3324,7 @@
         <w:autoSpaceDE w:val="0"/>
         <w:autoSpaceDN w:val="0"/>
         <w:adjustRightInd w:val="0"/>
-        <w:spacing w:line="331" w:lineRule="auto"/>
+        <w:spacing w:line="336" w:lineRule="auto"/>
         <w:ind w:left="709"/>
         <w:jc w:val="both"/>
         <w:rPr>
@@ -3074,7 +3342,7 @@
         <w:autoSpaceDE w:val="0"/>
         <w:autoSpaceDN w:val="0"/>
         <w:adjustRightInd w:val="0"/>
-        <w:spacing w:line="331" w:lineRule="auto"/>
+        <w:spacing w:line="336" w:lineRule="auto"/>
         <w:jc w:val="both"/>
         <w:rPr>
           <w:rFonts w:asciiTheme="minorBidi" w:hAnsiTheme="minorBidi" w:cstheme="minorBidi"/>
@@ -3091,7 +3359,7 @@
         <w:autoSpaceDE w:val="0"/>
         <w:autoSpaceDN w:val="0"/>
         <w:adjustRightInd w:val="0"/>
-        <w:spacing w:line="331" w:lineRule="auto"/>
+        <w:spacing w:line="336" w:lineRule="auto"/>
         <w:jc w:val="both"/>
         <w:rPr>
           <w:rFonts w:asciiTheme="minorBidi" w:hAnsiTheme="minorBidi" w:cstheme="minorBidi"/>
@@ -3108,26 +3376,22 @@
         <w:autoSpaceDE w:val="0"/>
         <w:autoSpaceDN w:val="0"/>
         <w:adjustRightInd w:val="0"/>
-        <w:spacing w:line="331" w:lineRule="auto"/>
-        <w:jc w:val="both"/>
-        <w:rPr>
-          <w:rFonts w:asciiTheme="minorBidi" w:hAnsiTheme="minorBidi" w:cstheme="minorBidi"/>
-          <w:b/>
-          <w:bCs/>
-          <w:sz w:val="18"/>
-          <w:szCs w:val="18"/>
-        </w:rPr>
-      </w:pPr>
-      <w:r>
-        <w:rPr>
-          <w:rFonts w:asciiTheme="minorBidi" w:hAnsiTheme="minorBidi" w:cstheme="minorBidi"/>
-          <w:b/>
-          <w:bCs/>
-          <w:sz w:val="18"/>
-          <w:szCs w:val="18"/>
-        </w:rPr>
-        <w:t>______________________________________                                   ________________________________</w:t>
-      </w:r>
+        <w:spacing w:line="336" w:lineRule="auto"/>
+        <w:jc w:val="center"/>
+        <w:rPr>
+          <w:rFonts w:asciiTheme="minorBidi" w:hAnsiTheme="minorBidi" w:cstheme="minorBidi"/>
+          <w:b/>
+          <w:bCs/>
+          <w:sz w:val="18"/>
+          <w:szCs w:val="18"/>
+        </w:rPr>
+        <w:sectPr>
+          <w:pgSz w:w="11906" w:h="16838"/>
+          <w:pgMar w:top="1440" w:right="1440" w:bottom="1440" w:left="1440" w:header="709" w:footer="709" w:gutter="0"/>
+          <w:cols w:space="708"/>
+          <w:docGrid w:linePitch="360"/>
+        </w:sectPr>
+      </w:pPr>
     </w:p>
     <w:p>
       <w:pPr>
@@ -3135,7 +3399,150 @@
         <w:autoSpaceDE w:val="0"/>
         <w:autoSpaceDN w:val="0"/>
         <w:adjustRightInd w:val="0"/>
-        <w:spacing w:line="331" w:lineRule="auto"/>
+        <w:spacing w:line="336" w:lineRule="auto"/>
+        <w:jc w:val="center"/>
+        <w:rPr>
+          <w:rFonts w:asciiTheme="minorBidi" w:hAnsiTheme="minorBidi" w:cstheme="minorBidi"/>
+          <w:b/>
+          <w:bCs/>
+          <w:sz w:val="18"/>
+          <w:szCs w:val="18"/>
+        </w:rPr>
+      </w:pPr>
+      <w:r>
+        <w:rPr>
+          <w:rFonts w:asciiTheme="minorBidi" w:hAnsiTheme="minorBidi" w:cstheme="minorBidi"/>
+          <w:b/>
+          <w:bCs/>
+          <w:sz w:val="18"/>
+          <w:szCs w:val="18"/>
+        </w:rPr>
+        <w:t>________________________________</w:t>
+      </w:r>
+      <w:r>
+        <w:rPr>
+          <w:rFonts w:asciiTheme="minorBidi" w:hAnsiTheme="minorBidi" w:cstheme="minorBidi"/>
+          <w:b/>
+          <w:bCs/>
+          <w:sz w:val="18"/>
+          <w:szCs w:val="18"/>
+        </w:rPr>
+        <w:t>______</w:t>
+      </w:r>
+    </w:p>
+    <w:p>
+      <w:pPr>
+        <w:widowControl w:val="0"/>
+        <w:autoSpaceDE w:val="0"/>
+        <w:autoSpaceDN w:val="0"/>
+        <w:adjustRightInd w:val="0"/>
+        <w:spacing w:line="336" w:lineRule="auto"/>
+        <w:jc w:val="center"/>
+        <w:rPr>
+          <w:rFonts w:asciiTheme="minorBidi" w:eastAsia="Arial Unicode MS" w:hAnsiTheme="minorBidi" w:cstheme="minorBidi"/>
+          <w:b/>
+          <w:bCs/>
+          <w:sz w:val="18"/>
+          <w:szCs w:val="18"/>
+          <w:lang w:val="pt-BR"/>
+        </w:rPr>
+      </w:pPr>
+      <w:r>
+        <w:rPr>
+          <w:rFonts w:asciiTheme="minorBidi" w:eastAsia="Arial Unicode MS" w:hAnsiTheme="minorBidi" w:cstheme="minorBidi"/>
+          <w:b/>
+          <w:bCs/>
+          <w:sz w:val="18"/>
+          <w:szCs w:val="18"/>
+          <w:lang w:val="pt-BR"/>
+        </w:rPr>
+        <w:t>ILICH ALEXANDER MERCEDES VALVERDE</w:t>
+      </w:r>
+    </w:p>
+    <w:p>
+      <w:pPr>
+        <w:widowControl w:val="0"/>
+        <w:autoSpaceDE w:val="0"/>
+        <w:autoSpaceDN w:val="0"/>
+        <w:adjustRightInd w:val="0"/>
+        <w:spacing w:line="336" w:lineRule="auto"/>
+        <w:jc w:val="center"/>
+        <w:rPr>
+          <w:rFonts w:asciiTheme="minorBidi" w:eastAsia="Arial Unicode MS" w:hAnsiTheme="minorBidi" w:cstheme="minorBidi"/>
+          <w:b/>
+          <w:bCs/>
+          <w:sz w:val="18"/>
+          <w:szCs w:val="18"/>
+          <w:lang w:val="pt-BR"/>
+        </w:rPr>
+      </w:pPr>
+      <w:r>
+        <w:rPr>
+          <w:rFonts w:asciiTheme="minorBidi" w:hAnsiTheme="minorBidi" w:cstheme="minorBidi"/>
+          <w:b/>
+          <w:bCs/>
+          <w:sz w:val="18"/>
+          <w:szCs w:val="18"/>
+        </w:rPr>
+        <w:t>__________________________</w:t>
+      </w:r>
+      <w:r>
+        <w:rPr>
+          <w:rFonts w:asciiTheme="minorBidi" w:hAnsiTheme="minorBidi" w:cstheme="minorBidi"/>
+          <w:b/>
+          <w:bCs/>
+          <w:sz w:val="18"/>
+          <w:szCs w:val="18"/>
+        </w:rPr>
+        <w:t>_________</w:t>
+      </w:r>
+      <w:r>
+        <w:rPr>
+          <w:rFonts w:asciiTheme="minorBidi" w:hAnsiTheme="minorBidi" w:cstheme="minorBidi"/>
+          <w:b/>
+          <w:bCs/>
+          <w:sz w:val="18"/>
+          <w:szCs w:val="18"/>
+        </w:rPr>
+        <w:t>______</w:t>
+      </w:r>
+    </w:p>
+    <w:p>
+      <w:pPr>
+        <w:widowControl w:val="0"/>
+        <w:autoSpaceDE w:val="0"/>
+        <w:autoSpaceDN w:val="0"/>
+        <w:adjustRightInd w:val="0"/>
+        <w:spacing w:line="336" w:lineRule="auto"/>
+        <w:jc w:val="center"/>
+        <w:rPr>
+          <w:rFonts w:asciiTheme="minorBidi" w:eastAsia="Arial Unicode MS" w:hAnsiTheme="minorBidi" w:cstheme="minorBidi"/>
+          <w:b/>
+          <w:bCs/>
+          <w:sz w:val="18"/>
+          <w:szCs w:val="18"/>
+          <w:lang w:val="pt-BR"/>
+        </w:rPr>
+      </w:pPr>
+      <w:r>
+        <w:rPr>
+          <w:rFonts w:asciiTheme="minorBidi" w:hAnsiTheme="minorBidi" w:cstheme="minorBidi"/>
+          <w:b/>
+          <w:bCs/>
+          <w:sz w:val="18"/>
+          <w:szCs w:val="18"/>
+          <w:lang w:val="es-ES_tradnl"/>
+        </w:rPr>
+        <w:t>«TITULAR»</w:t>
+      </w:r>
+    </w:p>
+    <w:p>
+      <w:pPr>
+        <w:widowControl w:val="0"/>
+        <w:autoSpaceDE w:val="0"/>
+        <w:autoSpaceDN w:val="0"/>
+        <w:adjustRightInd w:val="0"/>
+        <w:spacing w:line="336" w:lineRule="auto"/>
         <w:jc w:val="both"/>
         <w:rPr>
           <w:rFonts w:asciiTheme="minorBidi" w:eastAsia="Arial Unicode MS" w:hAnsiTheme="minorBidi" w:cstheme="minorBidi"/>
@@ -3145,8 +3552,23 @@
           <w:szCs w:val="18"/>
           <w:lang w:val="pt-BR"/>
         </w:rPr>
-      </w:pPr>
-      <w:r>
+        <w:sectPr>
+          <w:type w:val="continuous"/>
+          <w:pgSz w:w="11906" w:h="16838"/>
+          <w:pgMar w:top="1440" w:right="1440" w:bottom="1440" w:left="1440" w:header="709" w:footer="709" w:gutter="0"/>
+          <w:cols w:num="2" w:space="708"/>
+          <w:docGrid w:linePitch="360"/>
+        </w:sectPr>
+      </w:pPr>
+    </w:p>
+    <w:p>
+      <w:pPr>
+        <w:widowControl w:val="0"/>
+        <w:autoSpaceDE w:val="0"/>
+        <w:autoSpaceDN w:val="0"/>
+        <w:adjustRightInd w:val="0"/>
+        <w:spacing w:line="336" w:lineRule="auto"/>
+        <w:jc w:val="both"/>
         <w:rPr>
           <w:rFonts w:asciiTheme="minorBidi" w:eastAsia="Arial Unicode MS" w:hAnsiTheme="minorBidi" w:cstheme="minorBidi"/>
           <w:b/>
@@ -3155,21 +3577,10 @@
           <w:szCs w:val="18"/>
           <w:lang w:val="pt-BR"/>
         </w:rPr>
-        <w:t xml:space="preserve">ILICH ALEXANDER MERCEDES VALVERDE                                     </w:t>
-      </w:r>
-      <w:r>
-        <w:rPr>
-          <w:rFonts w:asciiTheme="minorBidi" w:hAnsiTheme="minorBidi" w:cstheme="minorBidi"/>
-          <w:b/>
-          <w:bCs/>
-          <w:sz w:val="18"/>
-          <w:szCs w:val="18"/>
-          <w:lang w:val="es-ES_tradnl"/>
-        </w:rPr>
-        <w:t>«TITULAR»</w:t>
-      </w:r>
+      </w:pPr>
     </w:p>
     <w:sectPr>
+      <w:type w:val="continuous"/>
       <w:pgSz w:w="11906" w:h="16838"/>
       <w:pgMar w:top="1440" w:right="1440" w:bottom="1440" w:left="1440" w:header="709" w:footer="709" w:gutter="0"/>
       <w:cols w:space="708"/>
@@ -4942,7 +5353,6 @@
   <w:style w:type="character" w:default="1" w:styleId="Fuentedeprrafopredeter">
     <w:name w:val="Default Paragraph Font"/>
     <w:uiPriority w:val="1"/>
-    <w:semiHidden/>
     <w:unhideWhenUsed/>
   </w:style>
   <w:style w:type="table" w:default="1" w:styleId="Tablanormal">

--- a/app/templates/sol_luna/VERDE.docx
+++ b/app/templates/sol_luna/VERDE.docx
@@ -7,7 +7,7 @@
         <w:autoSpaceDE w:val="0"/>
         <w:autoSpaceDN w:val="0"/>
         <w:adjustRightInd w:val="0"/>
-        <w:spacing w:line="336" w:lineRule="auto"/>
+        <w:spacing w:line="331" w:lineRule="auto"/>
         <w:jc w:val="center"/>
         <w:rPr>
           <w:rFonts w:asciiTheme="minorBidi" w:hAnsiTheme="minorBidi" w:cstheme="minorBidi"/>
@@ -33,7 +33,7 @@
         <w:autoSpaceDE w:val="0"/>
         <w:autoSpaceDN w:val="0"/>
         <w:adjustRightInd w:val="0"/>
-        <w:spacing w:line="336" w:lineRule="auto"/>
+        <w:spacing w:line="331" w:lineRule="auto"/>
         <w:jc w:val="center"/>
         <w:rPr>
           <w:rFonts w:asciiTheme="minorBidi" w:hAnsiTheme="minorBidi" w:cstheme="minorBidi"/>
@@ -44,7 +44,7 @@
     </w:p>
     <w:p>
       <w:pPr>
-        <w:spacing w:line="336" w:lineRule="auto"/>
+        <w:spacing w:line="331" w:lineRule="auto"/>
         <w:jc w:val="both"/>
         <w:rPr>
           <w:rFonts w:asciiTheme="minorBidi" w:hAnsiTheme="minorBidi" w:cstheme="minorBidi"/>
@@ -72,7 +72,7 @@
     </w:p>
     <w:p>
       <w:pPr>
-        <w:spacing w:line="336" w:lineRule="auto"/>
+        <w:spacing w:line="331" w:lineRule="auto"/>
         <w:jc w:val="both"/>
         <w:rPr>
           <w:rFonts w:ascii="Arial" w:hAnsi="Arial" w:cs="Arial"/>
@@ -388,7 +388,7 @@
     <w:p>
       <w:pPr>
         <w:pStyle w:val="NormalWeb"/>
-        <w:spacing w:before="0" w:beforeAutospacing="0" w:after="0" w:afterAutospacing="0" w:line="336" w:lineRule="auto"/>
+        <w:spacing w:before="0" w:beforeAutospacing="0" w:after="0" w:afterAutospacing="0" w:line="331" w:lineRule="auto"/>
         <w:jc w:val="both"/>
         <w:rPr>
           <w:rFonts w:asciiTheme="minorBidi" w:hAnsiTheme="minorBidi" w:cstheme="minorBidi"/>
@@ -422,7 +422,7 @@
     <w:p>
       <w:pPr>
         <w:pStyle w:val="NormalWeb"/>
-        <w:spacing w:before="0" w:beforeAutospacing="0" w:after="0" w:afterAutospacing="0" w:line="336" w:lineRule="auto"/>
+        <w:spacing w:before="0" w:beforeAutospacing="0" w:after="0" w:afterAutospacing="0" w:line="331" w:lineRule="auto"/>
         <w:jc w:val="both"/>
         <w:rPr>
           <w:rFonts w:asciiTheme="minorBidi" w:hAnsiTheme="minorBidi" w:cstheme="minorBidi"/>
@@ -636,7 +636,7 @@
     <w:p>
       <w:pPr>
         <w:pStyle w:val="NormalWeb"/>
-        <w:spacing w:before="0" w:beforeAutospacing="0" w:after="0" w:afterAutospacing="0" w:line="336" w:lineRule="auto"/>
+        <w:spacing w:before="0" w:beforeAutospacing="0" w:after="0" w:afterAutospacing="0" w:line="331" w:lineRule="auto"/>
         <w:jc w:val="both"/>
         <w:rPr>
           <w:rFonts w:asciiTheme="minorBidi" w:hAnsiTheme="minorBidi" w:cstheme="minorBidi"/>
@@ -748,7 +748,7 @@
     <w:p>
       <w:pPr>
         <w:pStyle w:val="NormalWeb"/>
-        <w:spacing w:before="0" w:beforeAutospacing="0" w:after="0" w:afterAutospacing="0" w:line="336" w:lineRule="auto"/>
+        <w:spacing w:before="0" w:beforeAutospacing="0" w:after="0" w:afterAutospacing="0" w:line="331" w:lineRule="auto"/>
         <w:jc w:val="both"/>
         <w:rPr>
           <w:rFonts w:asciiTheme="minorBidi" w:hAnsiTheme="minorBidi" w:cstheme="minorBidi"/>
@@ -912,7 +912,7 @@
     <w:p>
       <w:pPr>
         <w:pStyle w:val="NormalWeb"/>
-        <w:spacing w:before="0" w:beforeAutospacing="0" w:after="0" w:afterAutospacing="0" w:line="336" w:lineRule="auto"/>
+        <w:spacing w:before="0" w:beforeAutospacing="0" w:after="0" w:afterAutospacing="0" w:line="331" w:lineRule="auto"/>
         <w:jc w:val="both"/>
         <w:rPr>
           <w:rFonts w:asciiTheme="minorBidi" w:hAnsiTheme="minorBidi" w:cstheme="minorBidi"/>
@@ -960,7 +960,7 @@
     <w:p>
       <w:pPr>
         <w:pStyle w:val="NormalWeb"/>
-        <w:spacing w:before="0" w:beforeAutospacing="0" w:after="0" w:afterAutospacing="0" w:line="336" w:lineRule="auto"/>
+        <w:spacing w:before="0" w:beforeAutospacing="0" w:after="0" w:afterAutospacing="0" w:line="331" w:lineRule="auto"/>
         <w:jc w:val="both"/>
         <w:rPr>
           <w:rFonts w:asciiTheme="minorBidi" w:hAnsiTheme="minorBidi" w:cstheme="minorBidi"/>
@@ -1036,7 +1036,7 @@
     <w:p>
       <w:pPr>
         <w:pStyle w:val="NormalWeb"/>
-        <w:spacing w:before="0" w:beforeAutospacing="0" w:after="0" w:afterAutospacing="0" w:line="336" w:lineRule="auto"/>
+        <w:spacing w:before="0" w:beforeAutospacing="0" w:after="0" w:afterAutospacing="0" w:line="331" w:lineRule="auto"/>
         <w:jc w:val="both"/>
         <w:rPr>
           <w:rFonts w:asciiTheme="minorBidi" w:hAnsiTheme="minorBidi" w:cstheme="minorBidi"/>
@@ -1080,7 +1080,7 @@
     <w:p>
       <w:pPr>
         <w:pStyle w:val="NormalWeb"/>
-        <w:spacing w:before="0" w:beforeAutospacing="0" w:after="0" w:afterAutospacing="0" w:line="336" w:lineRule="auto"/>
+        <w:spacing w:before="0" w:beforeAutospacing="0" w:after="0" w:afterAutospacing="0" w:line="331" w:lineRule="auto"/>
         <w:jc w:val="both"/>
         <w:rPr>
           <w:rFonts w:asciiTheme="minorBidi" w:hAnsiTheme="minorBidi" w:cstheme="minorBidi"/>
@@ -1120,7 +1120,7 @@
     <w:p>
       <w:pPr>
         <w:pStyle w:val="NormalWeb"/>
-        <w:spacing w:before="0" w:beforeAutospacing="0" w:after="0" w:afterAutospacing="0" w:line="336" w:lineRule="auto"/>
+        <w:spacing w:before="0" w:beforeAutospacing="0" w:after="0" w:afterAutospacing="0" w:line="331" w:lineRule="auto"/>
         <w:jc w:val="both"/>
         <w:rPr>
           <w:rFonts w:asciiTheme="minorBidi" w:hAnsiTheme="minorBidi" w:cstheme="minorBidi"/>
@@ -1316,7 +1316,7 @@
     <w:p>
       <w:pPr>
         <w:pStyle w:val="NormalWeb"/>
-        <w:spacing w:before="0" w:beforeAutospacing="0" w:after="0" w:afterAutospacing="0" w:line="336" w:lineRule="auto"/>
+        <w:spacing w:before="0" w:beforeAutospacing="0" w:after="0" w:afterAutospacing="0" w:line="331" w:lineRule="auto"/>
         <w:jc w:val="both"/>
         <w:rPr>
           <w:rFonts w:ascii="Arial" w:hAnsi="Arial" w:cs="Arial"/>
@@ -1440,7 +1440,7 @@
     <w:p>
       <w:pPr>
         <w:pStyle w:val="NormalWeb"/>
-        <w:spacing w:before="0" w:beforeAutospacing="0" w:after="0" w:afterAutospacing="0" w:line="336" w:lineRule="auto"/>
+        <w:spacing w:before="0" w:beforeAutospacing="0" w:after="0" w:afterAutospacing="0" w:line="331" w:lineRule="auto"/>
         <w:jc w:val="both"/>
         <w:rPr>
           <w:rFonts w:asciiTheme="minorBidi" w:hAnsiTheme="minorBidi" w:cstheme="minorBidi"/>
@@ -1459,7 +1459,7 @@
     </w:p>
     <w:p>
       <w:pPr>
-        <w:spacing w:line="336" w:lineRule="auto"/>
+        <w:spacing w:line="331" w:lineRule="auto"/>
         <w:jc w:val="both"/>
         <w:rPr>
           <w:rFonts w:asciiTheme="minorBidi" w:hAnsiTheme="minorBidi" w:cstheme="minorBidi"/>
@@ -1524,7 +1524,7 @@
           <w:tab w:val="left" w:pos="283"/>
         </w:tabs>
         <w:suppressAutoHyphens/>
-        <w:spacing w:line="336" w:lineRule="auto"/>
+        <w:spacing w:line="331" w:lineRule="auto"/>
         <w:ind w:left="0" w:firstLine="0"/>
         <w:jc w:val="both"/>
         <w:rPr>
@@ -1818,7 +1818,7 @@
     </w:p>
     <w:p>
       <w:pPr>
-        <w:spacing w:line="336" w:lineRule="auto"/>
+        <w:spacing w:line="331" w:lineRule="auto"/>
         <w:jc w:val="both"/>
         <w:rPr>
           <w:rFonts w:asciiTheme="minorBidi" w:hAnsiTheme="minorBidi" w:cstheme="minorBidi"/>
@@ -1878,7 +1878,7 @@
     <w:p>
       <w:pPr>
         <w:pStyle w:val="NormalWeb"/>
-        <w:spacing w:before="0" w:beforeAutospacing="0" w:after="0" w:afterAutospacing="0" w:line="336" w:lineRule="auto"/>
+        <w:spacing w:before="0" w:beforeAutospacing="0" w:after="0" w:afterAutospacing="0" w:line="331" w:lineRule="auto"/>
         <w:jc w:val="both"/>
         <w:rPr>
           <w:rFonts w:asciiTheme="minorBidi" w:hAnsiTheme="minorBidi" w:cstheme="minorBidi"/>
@@ -2038,7 +2038,7 @@
     <w:p>
       <w:pPr>
         <w:pStyle w:val="NormalWeb"/>
-        <w:spacing w:before="0" w:beforeAutospacing="0" w:after="0" w:afterAutospacing="0" w:line="336" w:lineRule="auto"/>
+        <w:spacing w:before="0" w:beforeAutospacing="0" w:after="0" w:afterAutospacing="0" w:line="331" w:lineRule="auto"/>
         <w:jc w:val="both"/>
         <w:rPr>
           <w:rFonts w:asciiTheme="minorBidi" w:hAnsiTheme="minorBidi" w:cstheme="minorBidi"/>
@@ -2204,7 +2204,7 @@
     <w:p>
       <w:pPr>
         <w:pStyle w:val="NormalWeb"/>
-        <w:spacing w:before="0" w:beforeAutospacing="0" w:after="0" w:afterAutospacing="0" w:line="336" w:lineRule="auto"/>
+        <w:spacing w:before="0" w:beforeAutospacing="0" w:after="0" w:afterAutospacing="0" w:line="331" w:lineRule="auto"/>
         <w:jc w:val="both"/>
         <w:rPr>
           <w:rFonts w:asciiTheme="minorBidi" w:hAnsiTheme="minorBidi" w:cstheme="minorBidi"/>
@@ -2264,7 +2264,7 @@
     <w:p>
       <w:pPr>
         <w:pStyle w:val="NormalWeb"/>
-        <w:spacing w:before="0" w:beforeAutospacing="0" w:after="0" w:afterAutospacing="0" w:line="336" w:lineRule="auto"/>
+        <w:spacing w:before="0" w:beforeAutospacing="0" w:after="0" w:afterAutospacing="0" w:line="331" w:lineRule="auto"/>
         <w:jc w:val="both"/>
         <w:rPr>
           <w:rFonts w:asciiTheme="minorBidi" w:hAnsiTheme="minorBidi" w:cstheme="minorBidi"/>
@@ -2368,7 +2368,7 @@
     <w:p>
       <w:pPr>
         <w:pStyle w:val="NormalWeb"/>
-        <w:spacing w:before="0" w:beforeAutospacing="0" w:after="0" w:afterAutospacing="0" w:line="336" w:lineRule="auto"/>
+        <w:spacing w:before="0" w:beforeAutospacing="0" w:after="0" w:afterAutospacing="0" w:line="331" w:lineRule="auto"/>
         <w:jc w:val="both"/>
         <w:rPr>
           <w:rFonts w:asciiTheme="minorBidi" w:hAnsiTheme="minorBidi" w:cstheme="minorBidi"/>
@@ -2496,7 +2496,7 @@
     <w:p>
       <w:pPr>
         <w:pStyle w:val="NormalWeb"/>
-        <w:spacing w:before="0" w:beforeAutospacing="0" w:after="0" w:afterAutospacing="0" w:line="336" w:lineRule="auto"/>
+        <w:spacing w:before="0" w:beforeAutospacing="0" w:after="0" w:afterAutospacing="0" w:line="331" w:lineRule="auto"/>
         <w:jc w:val="both"/>
         <w:rPr>
           <w:rFonts w:asciiTheme="minorBidi" w:hAnsiTheme="minorBidi" w:cstheme="minorBidi"/>
@@ -2536,7 +2536,7 @@
     <w:p>
       <w:pPr>
         <w:pStyle w:val="NormalWeb"/>
-        <w:spacing w:before="0" w:beforeAutospacing="0" w:after="0" w:afterAutospacing="0" w:line="336" w:lineRule="auto"/>
+        <w:spacing w:before="0" w:beforeAutospacing="0" w:after="0" w:afterAutospacing="0" w:line="331" w:lineRule="auto"/>
         <w:jc w:val="both"/>
         <w:rPr>
           <w:rFonts w:asciiTheme="minorBidi" w:hAnsiTheme="minorBidi" w:cstheme="minorBidi"/>
@@ -2550,39 +2550,39 @@
           <w:sz w:val="18"/>
           <w:szCs w:val="18"/>
         </w:rPr>
+        <w:t>AMBAS PARTES DECLARAN QUE EL PRECIO</w:t>
+      </w:r>
+      <w:r>
+        <w:rPr>
+          <w:rFonts w:asciiTheme="minorBidi" w:hAnsiTheme="minorBidi" w:cstheme="minorBidi"/>
+          <w:sz w:val="18"/>
+          <w:szCs w:val="18"/>
+        </w:rPr>
+        <w:t xml:space="preserve"> </w:t>
+      </w:r>
+      <w:r>
+        <w:rPr>
+          <w:rFonts w:asciiTheme="minorBidi" w:hAnsiTheme="minorBidi" w:cstheme="minorBidi"/>
+          <w:sz w:val="18"/>
+          <w:szCs w:val="18"/>
+        </w:rPr>
+        <w:t>ES EL JUSTO Y EQUIVALENTE AL BIEN FUTURO MATERIA DE VENTA, POR LO QUE SE EFECTUAN MUTUA Y RECIPROCA DONACION EN CASO DE EXISTIR EXCESO,</w:t>
+      </w:r>
+      <w:r>
+        <w:rPr>
+          <w:rFonts w:asciiTheme="minorBidi" w:hAnsiTheme="minorBidi" w:cstheme="minorBidi"/>
+          <w:sz w:val="18"/>
+          <w:szCs w:val="18"/>
+        </w:rPr>
+        <w:t xml:space="preserve"> </w:t>
+      </w:r>
+      <w:r>
+        <w:rPr>
+          <w:rFonts w:asciiTheme="minorBidi" w:hAnsiTheme="minorBidi" w:cstheme="minorBidi"/>
+          <w:sz w:val="18"/>
+          <w:szCs w:val="18"/>
+        </w:rPr>
         <w:lastRenderedPageBreak/>
-        <w:t>AMBAS PARTES DECLARAN QUE EL PRECIO</w:t>
-      </w:r>
-      <w:r>
-        <w:rPr>
-          <w:rFonts w:asciiTheme="minorBidi" w:hAnsiTheme="minorBidi" w:cstheme="minorBidi"/>
-          <w:sz w:val="18"/>
-          <w:szCs w:val="18"/>
-        </w:rPr>
-        <w:t xml:space="preserve"> </w:t>
-      </w:r>
-      <w:r>
-        <w:rPr>
-          <w:rFonts w:asciiTheme="minorBidi" w:hAnsiTheme="minorBidi" w:cstheme="minorBidi"/>
-          <w:sz w:val="18"/>
-          <w:szCs w:val="18"/>
-        </w:rPr>
-        <w:t>ES EL JUSTO Y EQUIVALENTE AL BIEN FUTURO MATERIA DE VENTA, POR LO QUE SE EFECTUAN MUTUA Y RECIPROCA DONACION EN CASO DE EXISTIR EXCESO,</w:t>
-      </w:r>
-      <w:r>
-        <w:rPr>
-          <w:rFonts w:asciiTheme="minorBidi" w:hAnsiTheme="minorBidi" w:cstheme="minorBidi"/>
-          <w:sz w:val="18"/>
-          <w:szCs w:val="18"/>
-        </w:rPr>
-        <w:t xml:space="preserve"> </w:t>
-      </w:r>
-      <w:r>
-        <w:rPr>
-          <w:rFonts w:asciiTheme="minorBidi" w:hAnsiTheme="minorBidi" w:cstheme="minorBidi"/>
-          <w:sz w:val="18"/>
-          <w:szCs w:val="18"/>
-        </w:rPr>
         <w:t>EN ESE SENTIDO NO HABRÁ LUGAR A REEMBOLSO NI COMPENSACIÓN POR NINGUNA DE LAS PARTES SI EL INMUEBLE DE QUE SE TRATA TUVIERE DENTRO DE SUS LINDEROS MAYOR O MENOR EXTENSIÓN/ES DE LO QUE SE INDIQUE EN LA PARTIDA REGISTRAL DONDE SE INSCRIBA EL MISMO UNA VEZ CONCLUIDA LA EDIFICACIÓN. LAS PARTES ACUERDAN QUE LA VARIACIÓN DEL AREA DE EL INMUEBLE SE REALIZARÁ Y REGULARÁ CONFORME AL ORDENAMIENTO JURÍDICO NACIONAL.</w:t>
       </w:r>
       <w:r>
@@ -2597,7 +2597,7 @@
     <w:p>
       <w:pPr>
         <w:pStyle w:val="NormalWeb"/>
-        <w:spacing w:before="0" w:beforeAutospacing="0" w:after="0" w:afterAutospacing="0" w:line="336" w:lineRule="auto"/>
+        <w:spacing w:before="0" w:beforeAutospacing="0" w:after="0" w:afterAutospacing="0" w:line="331" w:lineRule="auto"/>
         <w:jc w:val="both"/>
         <w:rPr>
           <w:rFonts w:asciiTheme="minorBidi" w:hAnsiTheme="minorBidi" w:cstheme="minorBidi"/>
@@ -2653,7 +2653,7 @@
     <w:p>
       <w:pPr>
         <w:pStyle w:val="NormalWeb"/>
-        <w:spacing w:before="0" w:beforeAutospacing="0" w:after="0" w:afterAutospacing="0" w:line="336" w:lineRule="auto"/>
+        <w:spacing w:before="0" w:beforeAutospacing="0" w:after="0" w:afterAutospacing="0" w:line="331" w:lineRule="auto"/>
         <w:jc w:val="both"/>
         <w:rPr>
           <w:rFonts w:asciiTheme="minorBidi" w:hAnsiTheme="minorBidi" w:cstheme="minorBidi"/>
@@ -2705,7 +2705,7 @@
     <w:p>
       <w:pPr>
         <w:pStyle w:val="NormalWeb"/>
-        <w:spacing w:before="0" w:beforeAutospacing="0" w:after="0" w:afterAutospacing="0" w:line="336" w:lineRule="auto"/>
+        <w:spacing w:before="0" w:beforeAutospacing="0" w:after="0" w:afterAutospacing="0" w:line="331" w:lineRule="auto"/>
         <w:jc w:val="both"/>
         <w:rPr>
           <w:rFonts w:asciiTheme="minorBidi" w:hAnsiTheme="minorBidi" w:cstheme="minorBidi"/>
@@ -2797,7 +2797,7 @@
     <w:p>
       <w:pPr>
         <w:pStyle w:val="NormalWeb"/>
-        <w:spacing w:before="0" w:beforeAutospacing="0" w:after="0" w:afterAutospacing="0" w:line="336" w:lineRule="auto"/>
+        <w:spacing w:before="0" w:beforeAutospacing="0" w:after="0" w:afterAutospacing="0" w:line="331" w:lineRule="auto"/>
         <w:jc w:val="both"/>
         <w:rPr>
           <w:rFonts w:asciiTheme="minorBidi" w:hAnsiTheme="minorBidi" w:cstheme="minorBidi"/>
@@ -2873,7 +2873,7 @@
     <w:p>
       <w:pPr>
         <w:pStyle w:val="NormalWeb"/>
-        <w:spacing w:before="0" w:beforeAutospacing="0" w:after="0" w:afterAutospacing="0" w:line="336" w:lineRule="auto"/>
+        <w:spacing w:before="0" w:beforeAutospacing="0" w:after="0" w:afterAutospacing="0" w:line="331" w:lineRule="auto"/>
         <w:jc w:val="both"/>
         <w:rPr>
           <w:rFonts w:asciiTheme="minorBidi" w:hAnsiTheme="minorBidi" w:cstheme="minorBidi"/>
@@ -2909,7 +2909,7 @@
     <w:p>
       <w:pPr>
         <w:pStyle w:val="NormalWeb"/>
-        <w:spacing w:before="0" w:beforeAutospacing="0" w:after="0" w:afterAutospacing="0" w:line="336" w:lineRule="auto"/>
+        <w:spacing w:before="0" w:beforeAutospacing="0" w:after="0" w:afterAutospacing="0" w:line="331" w:lineRule="auto"/>
         <w:jc w:val="both"/>
         <w:rPr>
           <w:rFonts w:asciiTheme="minorBidi" w:hAnsiTheme="minorBidi" w:cstheme="minorBidi"/>
@@ -2977,7 +2977,7 @@
     <w:p>
       <w:pPr>
         <w:pStyle w:val="NormalWeb"/>
-        <w:spacing w:before="0" w:beforeAutospacing="0" w:after="0" w:afterAutospacing="0" w:line="336" w:lineRule="auto"/>
+        <w:spacing w:before="0" w:beforeAutospacing="0" w:after="0" w:afterAutospacing="0" w:line="331" w:lineRule="auto"/>
         <w:jc w:val="both"/>
         <w:rPr>
           <w:rFonts w:asciiTheme="minorBidi" w:hAnsiTheme="minorBidi" w:cstheme="minorBidi"/>
@@ -3013,7 +3013,7 @@
     <w:p>
       <w:pPr>
         <w:pStyle w:val="NormalWeb"/>
-        <w:spacing w:before="0" w:beforeAutospacing="0" w:after="0" w:afterAutospacing="0" w:line="336" w:lineRule="auto"/>
+        <w:spacing w:before="0" w:beforeAutospacing="0" w:after="0" w:afterAutospacing="0" w:line="331" w:lineRule="auto"/>
         <w:jc w:val="both"/>
         <w:rPr>
           <w:rFonts w:asciiTheme="minorBidi" w:hAnsiTheme="minorBidi" w:cstheme="minorBidi"/>
@@ -3095,7 +3095,7 @@
     <w:p>
       <w:pPr>
         <w:pStyle w:val="NormalWeb"/>
-        <w:spacing w:before="0" w:beforeAutospacing="0" w:after="0" w:afterAutospacing="0" w:line="336" w:lineRule="auto"/>
+        <w:spacing w:before="0" w:beforeAutospacing="0" w:after="0" w:afterAutospacing="0" w:line="331" w:lineRule="auto"/>
         <w:jc w:val="both"/>
         <w:rPr>
           <w:rFonts w:asciiTheme="minorBidi" w:hAnsiTheme="minorBidi" w:cstheme="minorBidi"/>
@@ -3167,7 +3167,7 @@
     <w:p>
       <w:pPr>
         <w:pStyle w:val="NormalWeb"/>
-        <w:spacing w:before="0" w:beforeAutospacing="0" w:after="0" w:afterAutospacing="0" w:line="336" w:lineRule="auto"/>
+        <w:spacing w:before="0" w:beforeAutospacing="0" w:after="0" w:afterAutospacing="0" w:line="331" w:lineRule="auto"/>
         <w:jc w:val="both"/>
         <w:rPr>
           <w:rFonts w:asciiTheme="minorBidi" w:hAnsiTheme="minorBidi" w:cstheme="minorBidi"/>
@@ -3188,7 +3188,7 @@
     <w:p>
       <w:pPr>
         <w:pStyle w:val="NormalWeb"/>
-        <w:spacing w:before="0" w:beforeAutospacing="0" w:after="0" w:afterAutospacing="0" w:line="336" w:lineRule="auto"/>
+        <w:spacing w:before="0" w:beforeAutospacing="0" w:after="0" w:afterAutospacing="0" w:line="331" w:lineRule="auto"/>
         <w:jc w:val="both"/>
         <w:rPr>
           <w:rFonts w:asciiTheme="minorBidi" w:hAnsiTheme="minorBidi" w:cstheme="minorBidi"/>
@@ -3246,7 +3246,7 @@
     <w:p>
       <w:pPr>
         <w:pStyle w:val="NormalWeb"/>
-        <w:spacing w:before="0" w:beforeAutospacing="0" w:after="0" w:afterAutospacing="0" w:line="336" w:lineRule="auto"/>
+        <w:spacing w:before="0" w:beforeAutospacing="0" w:after="0" w:afterAutospacing="0" w:line="331" w:lineRule="auto"/>
         <w:jc w:val="both"/>
         <w:rPr>
           <w:rFonts w:asciiTheme="minorBidi" w:hAnsiTheme="minorBidi" w:cstheme="minorBidi"/>
@@ -3282,7 +3282,7 @@
     <w:p>
       <w:pPr>
         <w:pStyle w:val="NormalWeb"/>
-        <w:spacing w:before="0" w:beforeAutospacing="0" w:after="0" w:afterAutospacing="0" w:line="336" w:lineRule="auto"/>
+        <w:spacing w:before="0" w:beforeAutospacing="0" w:after="0" w:afterAutospacing="0" w:line="331" w:lineRule="auto"/>
         <w:jc w:val="both"/>
         <w:rPr>
           <w:rFonts w:asciiTheme="minorBidi" w:hAnsiTheme="minorBidi" w:cstheme="minorBidi"/>
@@ -3297,7 +3297,7 @@
         <w:autoSpaceDE w:val="0"/>
         <w:autoSpaceDN w:val="0"/>
         <w:adjustRightInd w:val="0"/>
-        <w:spacing w:line="336" w:lineRule="auto"/>
+        <w:spacing w:line="331" w:lineRule="auto"/>
         <w:jc w:val="both"/>
         <w:rPr>
           <w:rFonts w:asciiTheme="minorBidi" w:hAnsiTheme="minorBidi" w:cstheme="minorBidi"/>
@@ -3324,8 +3324,7 @@
         <w:autoSpaceDE w:val="0"/>
         <w:autoSpaceDN w:val="0"/>
         <w:adjustRightInd w:val="0"/>
-        <w:spacing w:line="336" w:lineRule="auto"/>
-        <w:ind w:left="709"/>
+        <w:spacing w:line="331" w:lineRule="auto"/>
         <w:jc w:val="both"/>
         <w:rPr>
           <w:rFonts w:asciiTheme="minorBidi" w:hAnsiTheme="minorBidi" w:cstheme="minorBidi"/>
@@ -3342,7 +3341,8 @@
         <w:autoSpaceDE w:val="0"/>
         <w:autoSpaceDN w:val="0"/>
         <w:adjustRightInd w:val="0"/>
-        <w:spacing w:line="336" w:lineRule="auto"/>
+        <w:spacing w:line="331" w:lineRule="auto"/>
+        <w:ind w:left="709"/>
         <w:jc w:val="both"/>
         <w:rPr>
           <w:rFonts w:asciiTheme="minorBidi" w:hAnsiTheme="minorBidi" w:cstheme="minorBidi"/>
@@ -3359,7 +3359,7 @@
         <w:autoSpaceDE w:val="0"/>
         <w:autoSpaceDN w:val="0"/>
         <w:adjustRightInd w:val="0"/>
-        <w:spacing w:line="336" w:lineRule="auto"/>
+        <w:spacing w:line="331" w:lineRule="auto"/>
         <w:jc w:val="both"/>
         <w:rPr>
           <w:rFonts w:asciiTheme="minorBidi" w:hAnsiTheme="minorBidi" w:cstheme="minorBidi"/>
@@ -3376,7 +3376,24 @@
         <w:autoSpaceDE w:val="0"/>
         <w:autoSpaceDN w:val="0"/>
         <w:adjustRightInd w:val="0"/>
-        <w:spacing w:line="336" w:lineRule="auto"/>
+        <w:spacing w:line="331" w:lineRule="auto"/>
+        <w:jc w:val="both"/>
+        <w:rPr>
+          <w:rFonts w:asciiTheme="minorBidi" w:hAnsiTheme="minorBidi" w:cstheme="minorBidi"/>
+          <w:b/>
+          <w:bCs/>
+          <w:sz w:val="18"/>
+          <w:szCs w:val="18"/>
+        </w:rPr>
+      </w:pPr>
+    </w:p>
+    <w:p>
+      <w:pPr>
+        <w:widowControl w:val="0"/>
+        <w:autoSpaceDE w:val="0"/>
+        <w:autoSpaceDN w:val="0"/>
+        <w:adjustRightInd w:val="0"/>
+        <w:spacing w:line="331" w:lineRule="auto"/>
         <w:jc w:val="center"/>
         <w:rPr>
           <w:rFonts w:asciiTheme="minorBidi" w:hAnsiTheme="minorBidi" w:cstheme="minorBidi"/>
@@ -3399,7 +3416,7 @@
         <w:autoSpaceDE w:val="0"/>
         <w:autoSpaceDN w:val="0"/>
         <w:adjustRightInd w:val="0"/>
-        <w:spacing w:line="336" w:lineRule="auto"/>
+        <w:spacing w:line="331" w:lineRule="auto"/>
         <w:jc w:val="center"/>
         <w:rPr>
           <w:rFonts w:asciiTheme="minorBidi" w:hAnsiTheme="minorBidi" w:cstheme="minorBidi"/>
@@ -3436,7 +3453,7 @@
         <w:autoSpaceDE w:val="0"/>
         <w:autoSpaceDN w:val="0"/>
         <w:adjustRightInd w:val="0"/>
-        <w:spacing w:line="336" w:lineRule="auto"/>
+        <w:spacing w:line="331" w:lineRule="auto"/>
         <w:jc w:val="center"/>
         <w:rPr>
           <w:rFonts w:asciiTheme="minorBidi" w:eastAsia="Arial Unicode MS" w:hAnsiTheme="minorBidi" w:cstheme="minorBidi"/>
@@ -3465,7 +3482,7 @@
         <w:autoSpaceDE w:val="0"/>
         <w:autoSpaceDN w:val="0"/>
         <w:adjustRightInd w:val="0"/>
-        <w:spacing w:line="336" w:lineRule="auto"/>
+        <w:spacing w:line="331" w:lineRule="auto"/>
         <w:jc w:val="center"/>
         <w:rPr>
           <w:rFonts w:asciiTheme="minorBidi" w:eastAsia="Arial Unicode MS" w:hAnsiTheme="minorBidi" w:cstheme="minorBidi"/>
@@ -3513,7 +3530,7 @@
         <w:autoSpaceDE w:val="0"/>
         <w:autoSpaceDN w:val="0"/>
         <w:adjustRightInd w:val="0"/>
-        <w:spacing w:line="336" w:lineRule="auto"/>
+        <w:spacing w:line="331" w:lineRule="auto"/>
         <w:jc w:val="center"/>
         <w:rPr>
           <w:rFonts w:asciiTheme="minorBidi" w:eastAsia="Arial Unicode MS" w:hAnsiTheme="minorBidi" w:cstheme="minorBidi"/>
@@ -3542,7 +3559,7 @@
         <w:autoSpaceDE w:val="0"/>
         <w:autoSpaceDN w:val="0"/>
         <w:adjustRightInd w:val="0"/>
-        <w:spacing w:line="336" w:lineRule="auto"/>
+        <w:spacing w:line="331" w:lineRule="auto"/>
         <w:jc w:val="both"/>
         <w:rPr>
           <w:rFonts w:asciiTheme="minorBidi" w:eastAsia="Arial Unicode MS" w:hAnsiTheme="minorBidi" w:cstheme="minorBidi"/>
@@ -3567,7 +3584,7 @@
         <w:autoSpaceDE w:val="0"/>
         <w:autoSpaceDN w:val="0"/>
         <w:adjustRightInd w:val="0"/>
-        <w:spacing w:line="336" w:lineRule="auto"/>
+        <w:spacing w:line="331" w:lineRule="auto"/>
         <w:jc w:val="both"/>
         <w:rPr>
           <w:rFonts w:asciiTheme="minorBidi" w:eastAsia="Arial Unicode MS" w:hAnsiTheme="minorBidi" w:cstheme="minorBidi"/>
@@ -5353,6 +5370,7 @@
   <w:style w:type="character" w:default="1" w:styleId="Fuentedeprrafopredeter">
     <w:name w:val="Default Paragraph Font"/>
     <w:uiPriority w:val="1"/>
+    <w:semiHidden/>
     <w:unhideWhenUsed/>
   </w:style>
   <w:style w:type="table" w:default="1" w:styleId="Tablanormal">

--- a/app/templates/sol_luna/VERDE.docx
+++ b/app/templates/sol_luna/VERDE.docx
@@ -923,38 +923,34 @@
       <w:proofErr w:type="gramStart"/>
       <w:r>
         <w:rPr>
-          <w:rFonts w:asciiTheme="minorBidi" w:hAnsiTheme="minorBidi" w:cstheme="minorBidi"/>
-          <w:b/>
-          <w:bCs/>
-          <w:sz w:val="18"/>
-          <w:szCs w:val="18"/>
-        </w:rPr>
-        <w:t>SEGUNDA</w:t>
-      </w:r>
-      <w:r>
-        <w:rPr>
-          <w:rFonts w:asciiTheme="minorBidi" w:hAnsiTheme="minorBidi" w:cstheme="minorBidi"/>
-          <w:sz w:val="18"/>
-          <w:szCs w:val="18"/>
-        </w:rPr>
-        <w:t>.-</w:t>
+          <w:rFonts w:ascii="Arial" w:hAnsi="Arial" w:cs="Arial"/>
+          <w:b/>
+          <w:bCs/>
+          <w:sz w:val="18"/>
+          <w:szCs w:val="18"/>
+          <w:lang w:eastAsia="en-US"/>
+        </w:rPr>
+        <w:t>SEGUNDA.-</w:t>
       </w:r>
       <w:proofErr w:type="gramEnd"/>
       <w:r>
         <w:rPr>
-          <w:rFonts w:asciiTheme="minorBidi" w:hAnsiTheme="minorBidi" w:cstheme="minorBidi"/>
-          <w:sz w:val="18"/>
-          <w:szCs w:val="18"/>
-        </w:rPr>
-        <w:t xml:space="preserve"> SOBRE LA CELEBRACIÓN DEL CONTRATO PREPARATORIO DE COMPRAVENTA DE BIEN FUTURO.</w:t>
-      </w:r>
-      <w:r>
-        <w:rPr>
-          <w:rFonts w:asciiTheme="minorBidi" w:hAnsiTheme="minorBidi" w:cstheme="minorBidi"/>
-          <w:sz w:val="18"/>
-          <w:szCs w:val="18"/>
+          <w:rFonts w:ascii="Arial" w:hAnsi="Arial" w:cs="Arial"/>
+          <w:b/>
+          <w:bCs/>
+          <w:sz w:val="18"/>
+          <w:szCs w:val="18"/>
+          <w:lang w:eastAsia="en-US"/>
         </w:rPr>
         <w:t xml:space="preserve"> </w:t>
+      </w:r>
+      <w:r>
+        <w:rPr>
+          <w:rFonts w:asciiTheme="minorBidi" w:hAnsiTheme="minorBidi" w:cstheme="minorBidi"/>
+          <w:sz w:val="18"/>
+          <w:szCs w:val="18"/>
+        </w:rPr>
+        <w:t xml:space="preserve">SOBRE LA CELEBRACIÓN DEL CONTRATO PREPARATORIO DE COMPRAVENTA DE BIEN FUTURO. </w:t>
       </w:r>
     </w:p>
     <w:p>
@@ -963,74 +959,20 @@
         <w:spacing w:before="0" w:beforeAutospacing="0" w:after="0" w:afterAutospacing="0" w:line="331" w:lineRule="auto"/>
         <w:jc w:val="both"/>
         <w:rPr>
-          <w:rFonts w:asciiTheme="minorBidi" w:hAnsiTheme="minorBidi" w:cstheme="minorBidi"/>
-          <w:sz w:val="18"/>
-          <w:szCs w:val="18"/>
-        </w:rPr>
-      </w:pPr>
-      <w:r>
-        <w:rPr>
-          <w:rFonts w:asciiTheme="minorBidi" w:hAnsiTheme="minorBidi" w:cstheme="minorBidi"/>
-          <w:sz w:val="18"/>
-          <w:szCs w:val="18"/>
-        </w:rPr>
-        <w:t xml:space="preserve">LAS PARTES RECONOCEN Y DECLARAN QUE </w:t>
-      </w:r>
-      <w:r>
-        <w:rPr>
-          <w:rFonts w:asciiTheme="minorBidi" w:hAnsiTheme="minorBidi" w:cstheme="minorBidi"/>
-          <w:sz w:val="18"/>
-          <w:szCs w:val="18"/>
-        </w:rPr>
-        <w:t>ANTERIOR A ESTA MINUTA,</w:t>
-      </w:r>
-      <w:r>
-        <w:rPr>
-          <w:rFonts w:asciiTheme="minorBidi" w:hAnsiTheme="minorBidi" w:cstheme="minorBidi"/>
-          <w:sz w:val="18"/>
-          <w:szCs w:val="18"/>
-        </w:rPr>
-        <w:t xml:space="preserve"> CELEBRARON Y SUSCRIBIERON UN CONTRATO </w:t>
-      </w:r>
-      <w:r>
-        <w:rPr>
-          <w:rFonts w:asciiTheme="minorBidi" w:hAnsiTheme="minorBidi" w:cstheme="minorBidi"/>
-          <w:sz w:val="18"/>
-          <w:szCs w:val="18"/>
-        </w:rPr>
-        <w:t>DE PROMESA DE VENTA</w:t>
-      </w:r>
-      <w:r>
-        <w:rPr>
-          <w:rFonts w:asciiTheme="minorBidi" w:hAnsiTheme="minorBidi" w:cstheme="minorBidi"/>
-          <w:sz w:val="18"/>
-          <w:szCs w:val="18"/>
-        </w:rPr>
-        <w:t xml:space="preserve">, EN CONSECUENCIA, CON LA CELEBRACION DEL PRESENTE CONTRATO DEFINITIVO DE COMPRAVENTA, DENTRO DEL PLAZO PACTADO, SE ESTA CUMPLIENDO CON LOS COMPROMISOS Y ACUERDOS CONTENIDOS EN EL MENCIONADO CONTRATO </w:t>
-      </w:r>
-      <w:r>
-        <w:rPr>
-          <w:rFonts w:asciiTheme="minorBidi" w:hAnsiTheme="minorBidi" w:cstheme="minorBidi"/>
-          <w:sz w:val="18"/>
-          <w:szCs w:val="18"/>
-        </w:rPr>
-        <w:t>PRIVADO DE PROMESA DE VENTA</w:t>
-      </w:r>
-      <w:r>
-        <w:rPr>
-          <w:rFonts w:asciiTheme="minorBidi" w:hAnsiTheme="minorBidi" w:cstheme="minorBidi"/>
-          <w:sz w:val="18"/>
-          <w:szCs w:val="18"/>
-        </w:rPr>
-        <w:t>.</w:t>
-      </w:r>
-      <w:r>
-        <w:rPr>
-          <w:rFonts w:asciiTheme="minorBidi" w:hAnsiTheme="minorBidi" w:cstheme="minorBidi"/>
-          <w:sz w:val="18"/>
-          <w:szCs w:val="18"/>
-        </w:rPr>
-        <w:t xml:space="preserve"> </w:t>
+          <w:rFonts w:ascii="Arial" w:eastAsia="Times New Roman" w:hAnsi="Arial" w:cs="Arial"/>
+          <w:sz w:val="18"/>
+          <w:szCs w:val="18"/>
+          <w:lang w:eastAsia="en-US"/>
+        </w:rPr>
+      </w:pPr>
+      <w:r>
+        <w:rPr>
+          <w:rFonts w:ascii="Arial" w:eastAsia="Times New Roman" w:hAnsi="Arial" w:cs="Arial"/>
+          <w:sz w:val="18"/>
+          <w:szCs w:val="18"/>
+          <w:lang w:eastAsia="en-US"/>
+        </w:rPr>
+        <w:t>LAS PARTES DECLARAN QUE, CON ANTERIORIDAD A LA SUSCRIPCIÓN DEL PRESENTE CONTRATO, EL COMPRADOR SUSCRIBIÓ CON LA VENDEDORA UNA FICHA DE SEPARACIÓN Y, DE SER EL CASO, UN CONTRATO DE PROMESA DE VENTA RESPECTO DEL BIEN MATERIA DE LA PRESENTE COMPRAVENTA.</w:t>
       </w:r>
     </w:p>
     <w:p>
@@ -1039,42 +981,20 @@
         <w:spacing w:before="0" w:beforeAutospacing="0" w:after="0" w:afterAutospacing="0" w:line="331" w:lineRule="auto"/>
         <w:jc w:val="both"/>
         <w:rPr>
-          <w:rFonts w:asciiTheme="minorBidi" w:hAnsiTheme="minorBidi" w:cstheme="minorBidi"/>
-          <w:sz w:val="18"/>
-          <w:szCs w:val="18"/>
-        </w:rPr>
-      </w:pPr>
-      <w:r>
-        <w:rPr>
-          <w:rFonts w:asciiTheme="minorBidi" w:hAnsiTheme="minorBidi" w:cstheme="minorBidi"/>
-          <w:sz w:val="18"/>
-          <w:szCs w:val="18"/>
-        </w:rPr>
-        <w:t xml:space="preserve">ASIMISMO, LAS PARTES RECONOCEN Y DECLARAN QUE EN CASO DE DISCREPANCIA O DISCONFORMIDAD ENTRE LOS ACUERDOS ADOPTADOS EN EL CONTRATO </w:t>
-      </w:r>
-      <w:r>
-        <w:rPr>
-          <w:rFonts w:asciiTheme="minorBidi" w:hAnsiTheme="minorBidi" w:cstheme="minorBidi"/>
-          <w:sz w:val="18"/>
-          <w:szCs w:val="18"/>
-        </w:rPr>
-        <w:t>PRIVADO</w:t>
-      </w:r>
-      <w:r>
-        <w:rPr>
-          <w:rFonts w:asciiTheme="minorBidi" w:hAnsiTheme="minorBidi" w:cstheme="minorBidi"/>
-          <w:sz w:val="18"/>
-          <w:szCs w:val="18"/>
-        </w:rPr>
-        <w:t xml:space="preserve"> Y EL PRESENTE CONTRATO DEFINITIVO, PREVALECEN LOS ACUERDOS DEL CONTRATO DEFINITIVO.</w:t>
-      </w:r>
-      <w:r>
-        <w:rPr>
-          <w:rFonts w:asciiTheme="minorBidi" w:hAnsiTheme="minorBidi" w:cstheme="minorBidi"/>
-          <w:sz w:val="18"/>
-          <w:szCs w:val="18"/>
-        </w:rPr>
-        <w:t xml:space="preserve"> </w:t>
+          <w:rFonts w:ascii="Arial" w:eastAsia="Times New Roman" w:hAnsi="Arial" w:cs="Arial"/>
+          <w:sz w:val="18"/>
+          <w:szCs w:val="18"/>
+          <w:lang w:eastAsia="en-US"/>
+        </w:rPr>
+      </w:pPr>
+      <w:r>
+        <w:rPr>
+          <w:rFonts w:ascii="Arial" w:eastAsia="Times New Roman" w:hAnsi="Arial" w:cs="Arial"/>
+          <w:sz w:val="18"/>
+          <w:szCs w:val="18"/>
+          <w:lang w:eastAsia="en-US"/>
+        </w:rPr>
+        <w:t>ASIMISMO, LAS PARTES ACUERDAN QUE, EN CASO DE DISCREPANCIA O DISCONFORMIDAD ENTRE LO ESTABLECIDO EN DICHOS DOCUMENTOS Y EL PRESENTE CONTRATO DEFINITIVO DE COMPRAVENTA, PREVALECERÁ LO DISPUESTO EN ESTE ÚLTIMO.</w:t>
       </w:r>
     </w:p>
     <w:p>
@@ -1216,18 +1136,7 @@
           <w:sz w:val="18"/>
           <w:szCs w:val="18"/>
         </w:rPr>
-        <w:t xml:space="preserve">“SOL &amp; LUNA MALABRIGO </w:t>
-      </w:r>
-      <w:r>
-        <w:rPr>
-          <w:rFonts w:asciiTheme="minorBidi" w:hAnsiTheme="minorBidi" w:cstheme="minorBidi"/>
-          <w:b/>
-          <w:bCs/>
-          <w:sz w:val="18"/>
-          <w:szCs w:val="18"/>
-        </w:rPr>
-        <w:lastRenderedPageBreak/>
-        <w:t>CAMPO CLUB”</w:t>
+        <w:t>“SOL &amp; LUNA MALABRIGO CAMPO CLUB”</w:t>
       </w:r>
       <w:r>
         <w:rPr>
@@ -1302,7 +1211,25 @@
           <w:sz w:val="18"/>
           <w:szCs w:val="18"/>
         </w:rPr>
-        <w:t>PRECIO»(«PRECIO_TEXTO» Y «PRECIO_DECIMAL»/100 SOLES)</w:t>
+        <w:t>PRECIO»</w:t>
+      </w:r>
+      <w:r>
+        <w:rPr>
+          <w:rFonts w:asciiTheme="minorBidi" w:hAnsiTheme="minorBidi" w:cstheme="minorBidi"/>
+          <w:b/>
+          <w:sz w:val="18"/>
+          <w:szCs w:val="18"/>
+        </w:rPr>
+        <w:t xml:space="preserve"> </w:t>
+      </w:r>
+      <w:r>
+        <w:rPr>
+          <w:rFonts w:asciiTheme="minorBidi" w:hAnsiTheme="minorBidi" w:cstheme="minorBidi"/>
+          <w:b/>
+          <w:sz w:val="18"/>
+          <w:szCs w:val="18"/>
+        </w:rPr>
+        <w:t>(«PRECIO_TEXTO» Y «PRECIO_DECIMAL»/100 SOLES)</w:t>
       </w:r>
       <w:r>
         <w:rPr>
@@ -1330,6 +1257,7 @@
           <w:sz w:val="18"/>
           <w:szCs w:val="18"/>
         </w:rPr>
+        <w:lastRenderedPageBreak/>
         <w:t xml:space="preserve">LA PRESENTE COMPRAVENTA SE ENCUENTRA SUJETA A LA CONDICIÓN SUSPENSIVA QUE DICHO INMUEBLE LLEGUE A INDEPENDIZARSE, Y TRATANDOSE DE BIEN FUTURO, EL PRECIO TOTAL ANTES INDICADO, </w:t>
       </w:r>
       <w:r>
@@ -2582,8 +2510,16 @@
           <w:sz w:val="18"/>
           <w:szCs w:val="18"/>
         </w:rPr>
+        <w:t xml:space="preserve">EN ESE SENTIDO NO HABRÁ LUGAR A REEMBOLSO NI COMPENSACIÓN POR NINGUNA DE LAS PARTES SI EL INMUEBLE DE QUE SE TRATA TUVIERE DENTRO DE SUS LINDEROS MAYOR O MENOR </w:t>
+      </w:r>
+      <w:r>
+        <w:rPr>
+          <w:rFonts w:asciiTheme="minorBidi" w:hAnsiTheme="minorBidi" w:cstheme="minorBidi"/>
+          <w:sz w:val="18"/>
+          <w:szCs w:val="18"/>
+        </w:rPr>
         <w:lastRenderedPageBreak/>
-        <w:t>EN ESE SENTIDO NO HABRÁ LUGAR A REEMBOLSO NI COMPENSACIÓN POR NINGUNA DE LAS PARTES SI EL INMUEBLE DE QUE SE TRATA TUVIERE DENTRO DE SUS LINDEROS MAYOR O MENOR EXTENSIÓN/ES DE LO QUE SE INDIQUE EN LA PARTIDA REGISTRAL DONDE SE INSCRIBA EL MISMO UNA VEZ CONCLUIDA LA EDIFICACIÓN. LAS PARTES ACUERDAN QUE LA VARIACIÓN DEL AREA DE EL INMUEBLE SE REALIZARÁ Y REGULARÁ CONFORME AL ORDENAMIENTO JURÍDICO NACIONAL.</w:t>
+        <w:t>EXTENSIÓN/ES DE LO QUE SE INDIQUE EN LA PARTIDA REGISTRAL DONDE SE INSCRIBA EL MISMO UNA VEZ CONCLUIDA LA EDIFICACIÓN. LAS PARTES ACUERDAN QUE LA VARIACIÓN DEL AREA DE EL INMUEBLE SE REALIZARÁ Y REGULARÁ CONFORME AL ORDENAMIENTO JURÍDICO NACIONAL.</w:t>
       </w:r>
       <w:r>
         <w:rPr>
@@ -4912,7 +4848,7 @@
     <w:lsdException w:name="E-mail Signature" w:semiHidden="1" w:unhideWhenUsed="1"/>
     <w:lsdException w:name="HTML Top of Form" w:semiHidden="1" w:unhideWhenUsed="1"/>
     <w:lsdException w:name="HTML Bottom of Form" w:semiHidden="1" w:unhideWhenUsed="1"/>
-    <w:lsdException w:name="Normal (Web)" w:semiHidden="1" w:uiPriority="0" w:unhideWhenUsed="1"/>
+    <w:lsdException w:name="Normal (Web)" w:semiHidden="1" w:unhideWhenUsed="1"/>
     <w:lsdException w:name="HTML Acronym" w:semiHidden="1" w:unhideWhenUsed="1"/>
     <w:lsdException w:name="HTML Address" w:semiHidden="1" w:unhideWhenUsed="1"/>
     <w:lsdException w:name="HTML Cite" w:semiHidden="1" w:unhideWhenUsed="1"/>
@@ -5485,6 +5421,7 @@
   <w:style w:type="paragraph" w:styleId="NormalWeb">
     <w:name w:val="Normal (Web)"/>
     <w:basedOn w:val="Normal"/>
+    <w:uiPriority w:val="99"/>
     <w:rsid w:val="000561C5"/>
     <w:pPr>
       <w:spacing w:before="100" w:beforeAutospacing="1" w:after="100" w:afterAutospacing="1"/>

--- a/app/templates/sol_luna/VERDE.docx
+++ b/app/templates/sol_luna/VERDE.docx
@@ -336,7 +336,17 @@
           <w:sz w:val="18"/>
           <w:szCs w:val="18"/>
         </w:rPr>
-        <w:t>; DE ESTADO CIVIL: «ESTADO_CIVIL»; DE PROFESION U OCUPACION: «OCUPACION»; CON DOMICILIO EN «DIRECCION»</w:t>
+        <w:t>; DE ESTADO CIVIL: «ESTADO_CIVIL»; DE PROFESION U OCUPACION: «OCUPACION»; CON DOMICILIO EN «DIRECCION</w:t>
+      </w:r>
+      <w:r>
+        <w:rPr>
+          <w:rFonts w:ascii="Arial" w:hAnsi="Arial" w:cs="Arial"/>
+          <w:bCs/>
+          <w:color w:val="000000"/>
+          <w:sz w:val="18"/>
+          <w:szCs w:val="18"/>
+        </w:rPr>
+        <w:t>», «UBIGEO»</w:t>
       </w:r>
       <w:r>
         <w:rPr>
@@ -396,7 +406,6 @@
           <w:szCs w:val="18"/>
         </w:rPr>
       </w:pPr>
-      <w:proofErr w:type="gramStart"/>
       <w:r>
         <w:rPr>
           <w:rFonts w:asciiTheme="minorBidi" w:hAnsiTheme="minorBidi" w:cstheme="minorBidi"/>
@@ -405,18 +414,7 @@
           <w:szCs w:val="18"/>
           <w:u w:val="single"/>
         </w:rPr>
-        <w:t>PRIMERA.-</w:t>
-      </w:r>
-      <w:proofErr w:type="gramEnd"/>
-      <w:r>
-        <w:rPr>
-          <w:rFonts w:asciiTheme="minorBidi" w:hAnsiTheme="minorBidi" w:cstheme="minorBidi"/>
-          <w:b/>
-          <w:sz w:val="18"/>
-          <w:szCs w:val="18"/>
-          <w:u w:val="single"/>
-        </w:rPr>
-        <w:t xml:space="preserve"> ANTECEDENTES </w:t>
+        <w:t xml:space="preserve">PRIMERA.- ANTECEDENTES </w:t>
       </w:r>
     </w:p>
     <w:p>
@@ -513,27 +511,7 @@
           <w:sz w:val="18"/>
           <w:szCs w:val="18"/>
         </w:rPr>
-        <w:t xml:space="preserve">PARTIDA ELECTRONICA </w:t>
-      </w:r>
-      <w:proofErr w:type="spellStart"/>
-      <w:r>
-        <w:rPr>
-          <w:rFonts w:asciiTheme="minorBidi" w:hAnsiTheme="minorBidi" w:cstheme="minorBidi"/>
-          <w:b/>
-          <w:sz w:val="18"/>
-          <w:szCs w:val="18"/>
-        </w:rPr>
-        <w:t>Nº</w:t>
-      </w:r>
-      <w:proofErr w:type="spellEnd"/>
-      <w:r>
-        <w:rPr>
-          <w:rFonts w:asciiTheme="minorBidi" w:hAnsiTheme="minorBidi" w:cstheme="minorBidi"/>
-          <w:b/>
-          <w:sz w:val="18"/>
-          <w:szCs w:val="18"/>
-        </w:rPr>
-        <w:t xml:space="preserve"> «</w:t>
+        <w:t>PARTIDA ELECTRONICA Nº «</w:t>
       </w:r>
       <w:r>
         <w:rPr>
@@ -576,25 +554,7 @@
           <w:sz w:val="18"/>
           <w:szCs w:val="18"/>
         </w:rPr>
-        <w:t xml:space="preserve">DEL REGISTRO DE PREDIOS DE LA ZONA REGISTRAL </w:t>
-      </w:r>
-      <w:proofErr w:type="spellStart"/>
-      <w:r>
-        <w:rPr>
-          <w:rFonts w:asciiTheme="minorBidi" w:hAnsiTheme="minorBidi" w:cstheme="minorBidi"/>
-          <w:sz w:val="18"/>
-          <w:szCs w:val="18"/>
-        </w:rPr>
-        <w:t>Nº</w:t>
-      </w:r>
-      <w:proofErr w:type="spellEnd"/>
-      <w:r>
-        <w:rPr>
-          <w:rFonts w:asciiTheme="minorBidi" w:hAnsiTheme="minorBidi" w:cstheme="minorBidi"/>
-          <w:sz w:val="18"/>
-          <w:szCs w:val="18"/>
-        </w:rPr>
-        <w:t xml:space="preserve"> V – SEDE TRUJILLO, OFICINA REGISTRAL DE TRUJILLO</w:t>
+        <w:t>DEL REGISTRO DE PREDIOS DE LA ZONA REGISTRAL Nº V – SEDE TRUJILLO, OFICINA REGISTRAL DE TRUJILLO</w:t>
       </w:r>
       <w:r>
         <w:rPr>
@@ -920,7 +880,6 @@
           <w:szCs w:val="18"/>
         </w:rPr>
       </w:pPr>
-      <w:proofErr w:type="gramStart"/>
       <w:r>
         <w:rPr>
           <w:rFonts w:ascii="Arial" w:hAnsi="Arial" w:cs="Arial"/>
@@ -930,19 +889,7 @@
           <w:szCs w:val="18"/>
           <w:lang w:eastAsia="en-US"/>
         </w:rPr>
-        <w:t>SEGUNDA.-</w:t>
-      </w:r>
-      <w:proofErr w:type="gramEnd"/>
-      <w:r>
-        <w:rPr>
-          <w:rFonts w:ascii="Arial" w:hAnsi="Arial" w:cs="Arial"/>
-          <w:b/>
-          <w:bCs/>
-          <w:sz w:val="18"/>
-          <w:szCs w:val="18"/>
-          <w:lang w:eastAsia="en-US"/>
-        </w:rPr>
-        <w:t xml:space="preserve"> </w:t>
+        <w:t xml:space="preserve">SEGUNDA.- </w:t>
       </w:r>
       <w:r>
         <w:rPr>
@@ -1008,7 +955,6 @@
           <w:szCs w:val="18"/>
         </w:rPr>
       </w:pPr>
-      <w:proofErr w:type="gramStart"/>
       <w:r>
         <w:rPr>
           <w:rFonts w:asciiTheme="minorBidi" w:hAnsiTheme="minorBidi" w:cstheme="minorBidi"/>
@@ -1025,16 +971,7 @@
           <w:sz w:val="18"/>
           <w:szCs w:val="18"/>
         </w:rPr>
-        <w:t>.-</w:t>
-      </w:r>
-      <w:proofErr w:type="gramEnd"/>
-      <w:r>
-        <w:rPr>
-          <w:rFonts w:asciiTheme="minorBidi" w:hAnsiTheme="minorBidi" w:cstheme="minorBidi"/>
-          <w:sz w:val="18"/>
-          <w:szCs w:val="18"/>
-        </w:rPr>
-        <w:t xml:space="preserve"> IMPORTE DE VENTA Y FORMA DE PAGO: </w:t>
+        <w:t xml:space="preserve">.- IMPORTE DE VENTA Y FORMA DE PAGO: </w:t>
       </w:r>
     </w:p>
     <w:p>
@@ -1191,27 +1128,7 @@
           <w:sz w:val="18"/>
           <w:szCs w:val="18"/>
         </w:rPr>
-        <w:t>S</w:t>
-      </w:r>
-      <w:proofErr w:type="gramStart"/>
-      <w:r>
-        <w:rPr>
-          <w:rFonts w:asciiTheme="minorBidi" w:hAnsiTheme="minorBidi" w:cstheme="minorBidi"/>
-          <w:b/>
-          <w:sz w:val="18"/>
-          <w:szCs w:val="18"/>
-        </w:rPr>
-        <w:t>/«</w:t>
-      </w:r>
-      <w:proofErr w:type="gramEnd"/>
-      <w:r>
-        <w:rPr>
-          <w:rFonts w:asciiTheme="minorBidi" w:hAnsiTheme="minorBidi" w:cstheme="minorBidi"/>
-          <w:b/>
-          <w:sz w:val="18"/>
-          <w:szCs w:val="18"/>
-        </w:rPr>
-        <w:t>PRECIO»</w:t>
+        <w:t>S/«PRECIO»</w:t>
       </w:r>
       <w:r>
         <w:rPr>
@@ -1395,7 +1312,6 @@
           <w:szCs w:val="18"/>
         </w:rPr>
       </w:pPr>
-      <w:proofErr w:type="gramStart"/>
       <w:r>
         <w:rPr>
           <w:rFonts w:asciiTheme="minorBidi" w:hAnsiTheme="minorBidi" w:cstheme="minorBidi"/>
@@ -1412,16 +1328,7 @@
           <w:sz w:val="18"/>
           <w:szCs w:val="18"/>
         </w:rPr>
-        <w:t>.-</w:t>
-      </w:r>
-      <w:proofErr w:type="gramEnd"/>
-      <w:r>
-        <w:rPr>
-          <w:rFonts w:asciiTheme="minorBidi" w:hAnsiTheme="minorBidi" w:cstheme="minorBidi"/>
-          <w:sz w:val="18"/>
-          <w:szCs w:val="18"/>
-        </w:rPr>
-        <w:t xml:space="preserve"> AMBAS PARTES ACUERDAN LO SIGUIENTE</w:t>
+        <w:t>.- AMBAS PARTES ACUERDAN LO SIGUIENTE</w:t>
       </w:r>
       <w:r>
         <w:rPr>
@@ -1755,7 +1662,6 @@
           <w:szCs w:val="18"/>
         </w:rPr>
       </w:pPr>
-      <w:proofErr w:type="gramStart"/>
       <w:r>
         <w:rPr>
           <w:rFonts w:asciiTheme="minorBidi" w:hAnsiTheme="minorBidi" w:cstheme="minorBidi"/>
@@ -1773,16 +1679,7 @@
           <w:sz w:val="18"/>
           <w:szCs w:val="18"/>
         </w:rPr>
-        <w:t>.-</w:t>
-      </w:r>
-      <w:proofErr w:type="gramEnd"/>
-      <w:r>
-        <w:rPr>
-          <w:rFonts w:asciiTheme="minorBidi" w:hAnsiTheme="minorBidi" w:cstheme="minorBidi"/>
-          <w:sz w:val="18"/>
-          <w:szCs w:val="18"/>
-        </w:rPr>
-        <w:t xml:space="preserve"> </w:t>
+        <w:t xml:space="preserve">.- </w:t>
       </w:r>
       <w:r>
         <w:rPr>
@@ -1814,7 +1711,6 @@
           <w:szCs w:val="18"/>
         </w:rPr>
       </w:pPr>
-      <w:proofErr w:type="gramStart"/>
       <w:r>
         <w:rPr>
           <w:rFonts w:asciiTheme="minorBidi" w:hAnsiTheme="minorBidi" w:cstheme="minorBidi"/>
@@ -1833,7 +1729,6 @@
         </w:rPr>
         <w:t>.-</w:t>
       </w:r>
-      <w:proofErr w:type="gramEnd"/>
       <w:r>
         <w:rPr>
           <w:rFonts w:asciiTheme="minorBidi" w:hAnsiTheme="minorBidi" w:cstheme="minorBidi"/>
@@ -2022,31 +1917,15 @@
           <w:sz w:val="18"/>
           <w:szCs w:val="18"/>
         </w:rPr>
-        <w:t>«</w:t>
-      </w:r>
-      <w:r>
-        <w:rPr>
-          <w:rFonts w:asciiTheme="minorBidi" w:hAnsiTheme="minorBidi" w:cstheme="minorBidi"/>
-          <w:sz w:val="18"/>
-          <w:szCs w:val="18"/>
-        </w:rPr>
-        <w:t>COMPRADOR</w:t>
-      </w:r>
-      <w:r>
-        <w:rPr>
-          <w:rFonts w:asciiTheme="minorBidi" w:hAnsiTheme="minorBidi" w:cstheme="minorBidi"/>
-          <w:sz w:val="18"/>
-          <w:szCs w:val="18"/>
-        </w:rPr>
-        <w:t>»</w:t>
-      </w:r>
-      <w:r>
-        <w:rPr>
-          <w:rFonts w:asciiTheme="minorBidi" w:hAnsiTheme="minorBidi" w:cstheme="minorBidi"/>
-          <w:sz w:val="18"/>
-          <w:szCs w:val="18"/>
-        </w:rPr>
-        <w:t xml:space="preserve">, UNA VEZ REALIZADA LA INDEPENDIZACIÓN DE EL INMUEBLE OBJETO DEL PRESENTE CONTRATO EN EL REGISTRO PÚBLICO PERTINENTE, Y TOTALMENTE SANEADO, PARA CUYOS EFECTOS, LAS PARTES ACUERDAN </w:t>
+        <w:t xml:space="preserve">«COMPRADOR», «MODALIDAD_ENTREGA», PARA </w:t>
+      </w:r>
+      <w:r>
+        <w:rPr>
+          <w:rFonts w:asciiTheme="minorBidi" w:hAnsiTheme="minorBidi" w:cstheme="minorBidi"/>
+          <w:sz w:val="18"/>
+          <w:szCs w:val="18"/>
+        </w:rPr>
+        <w:t xml:space="preserve">CUYOS EFECTOS, LAS PARTES ACUERDAN </w:t>
       </w:r>
       <w:r>
         <w:rPr>
@@ -2200,7 +2079,6 @@
           <w:szCs w:val="18"/>
         </w:rPr>
       </w:pPr>
-      <w:proofErr w:type="gramStart"/>
       <w:r>
         <w:rPr>
           <w:rFonts w:asciiTheme="minorBidi" w:hAnsiTheme="minorBidi" w:cstheme="minorBidi"/>
@@ -2219,7 +2097,6 @@
         </w:rPr>
         <w:t>.-</w:t>
       </w:r>
-      <w:proofErr w:type="gramEnd"/>
       <w:r>
         <w:rPr>
           <w:rFonts w:asciiTheme="minorBidi" w:hAnsiTheme="minorBidi" w:cstheme="minorBidi"/>
@@ -2304,7 +2181,6 @@
           <w:szCs w:val="18"/>
         </w:rPr>
       </w:pPr>
-      <w:proofErr w:type="gramStart"/>
       <w:r>
         <w:rPr>
           <w:rFonts w:asciiTheme="minorBidi" w:hAnsiTheme="minorBidi" w:cstheme="minorBidi"/>
@@ -2323,7 +2199,6 @@
         </w:rPr>
         <w:t>.-</w:t>
       </w:r>
-      <w:proofErr w:type="gramEnd"/>
       <w:r>
         <w:rPr>
           <w:rFonts w:asciiTheme="minorBidi" w:hAnsiTheme="minorBidi" w:cstheme="minorBidi"/>
@@ -2432,7 +2307,6 @@
           <w:szCs w:val="18"/>
         </w:rPr>
       </w:pPr>
-      <w:proofErr w:type="gramStart"/>
       <w:r>
         <w:rPr>
           <w:rFonts w:asciiTheme="minorBidi" w:hAnsiTheme="minorBidi" w:cstheme="minorBidi"/>
@@ -2449,16 +2323,7 @@
           <w:sz w:val="18"/>
           <w:szCs w:val="18"/>
         </w:rPr>
-        <w:t>.-</w:t>
-      </w:r>
-      <w:proofErr w:type="gramEnd"/>
-      <w:r>
-        <w:rPr>
-          <w:rFonts w:asciiTheme="minorBidi" w:hAnsiTheme="minorBidi" w:cstheme="minorBidi"/>
-          <w:sz w:val="18"/>
-          <w:szCs w:val="18"/>
-        </w:rPr>
-        <w:t xml:space="preserve"> EQUIVALENCIA ENTRE EL PRECIO Y EL BIEN MATERIA DE VENTA: </w:t>
+        <w:t xml:space="preserve">.- EQUIVALENCIA ENTRE EL PRECIO Y EL BIEN MATERIA DE VENTA: </w:t>
       </w:r>
     </w:p>
     <w:p>
@@ -2510,7 +2375,7 @@
           <w:sz w:val="18"/>
           <w:szCs w:val="18"/>
         </w:rPr>
-        <w:t xml:space="preserve">EN ESE SENTIDO NO HABRÁ LUGAR A REEMBOLSO NI COMPENSACIÓN POR NINGUNA DE LAS PARTES SI EL INMUEBLE DE QUE SE TRATA TUVIERE DENTRO DE SUS LINDEROS MAYOR O MENOR </w:t>
+        <w:t xml:space="preserve">EN ESE SENTIDO NO HABRÁ LUGAR A REEMBOLSO NI COMPENSACIÓN POR NINGUNA DE LAS PARTES SI EL INMUEBLE DE QUE SE TRATA TUVIERE DENTRO DE SUS LINDEROS MAYOR O MENOR EXTENSIÓN/ES DE LO QUE SE INDIQUE EN LA PARTIDA REGISTRAL DONDE SE INSCRIBA EL MISMO UNA </w:t>
       </w:r>
       <w:r>
         <w:rPr>
@@ -2519,7 +2384,7 @@
           <w:szCs w:val="18"/>
         </w:rPr>
         <w:lastRenderedPageBreak/>
-        <w:t>EXTENSIÓN/ES DE LO QUE SE INDIQUE EN LA PARTIDA REGISTRAL DONDE SE INSCRIBA EL MISMO UNA VEZ CONCLUIDA LA EDIFICACIÓN. LAS PARTES ACUERDAN QUE LA VARIACIÓN DEL AREA DE EL INMUEBLE SE REALIZARÁ Y REGULARÁ CONFORME AL ORDENAMIENTO JURÍDICO NACIONAL.</w:t>
+        <w:t>VEZ CONCLUIDA LA EDIFICACIÓN. LAS PARTES ACUERDAN QUE LA VARIACIÓN DEL AREA DE EL INMUEBLE SE REALIZARÁ Y REGULARÁ CONFORME AL ORDENAMIENTO JURÍDICO NACIONAL.</w:t>
       </w:r>
       <w:r>
         <w:rPr>
@@ -2541,7 +2406,6 @@
           <w:szCs w:val="18"/>
         </w:rPr>
       </w:pPr>
-      <w:proofErr w:type="gramStart"/>
       <w:r>
         <w:rPr>
           <w:rFonts w:asciiTheme="minorBidi" w:hAnsiTheme="minorBidi" w:cstheme="minorBidi"/>
@@ -2558,16 +2422,7 @@
           <w:sz w:val="18"/>
           <w:szCs w:val="18"/>
         </w:rPr>
-        <w:t>.-</w:t>
-      </w:r>
-      <w:proofErr w:type="gramEnd"/>
-      <w:r>
-        <w:rPr>
-          <w:rFonts w:asciiTheme="minorBidi" w:hAnsiTheme="minorBidi" w:cstheme="minorBidi"/>
-          <w:sz w:val="18"/>
-          <w:szCs w:val="18"/>
-        </w:rPr>
-        <w:t xml:space="preserve"> DECLARACION DE LAS PARTES:</w:t>
+        <w:t>.- DECLARACION DE LAS PARTES:</w:t>
       </w:r>
       <w:r>
         <w:rPr>
@@ -2965,35 +2820,15 @@
           <w:sz w:val="18"/>
           <w:szCs w:val="18"/>
         </w:rPr>
-        <w:t xml:space="preserve">DECIMA </w:t>
-      </w:r>
-      <w:proofErr w:type="gramStart"/>
-      <w:r>
-        <w:rPr>
-          <w:rFonts w:asciiTheme="minorBidi" w:hAnsiTheme="minorBidi" w:cstheme="minorBidi"/>
-          <w:b/>
-          <w:bCs/>
-          <w:sz w:val="18"/>
-          <w:szCs w:val="18"/>
-        </w:rPr>
-        <w:t>PRIMERA</w:t>
-      </w:r>
-      <w:r>
-        <w:rPr>
-          <w:rFonts w:asciiTheme="minorBidi" w:hAnsiTheme="minorBidi" w:cstheme="minorBidi"/>
-          <w:sz w:val="18"/>
-          <w:szCs w:val="18"/>
-        </w:rPr>
-        <w:t>.-</w:t>
-      </w:r>
-      <w:proofErr w:type="gramEnd"/>
-      <w:r>
-        <w:rPr>
-          <w:rFonts w:asciiTheme="minorBidi" w:hAnsiTheme="minorBidi" w:cstheme="minorBidi"/>
-          <w:sz w:val="18"/>
-          <w:szCs w:val="18"/>
-        </w:rPr>
-        <w:t xml:space="preserve"> LOS GASTOS NOTARIALES, REGISTRALES QUE ORIGINE EL PERFECCIONAMIENTO DE ESTE CONTRATO, SERÁN DE CUENTA EXCLUSIVA DE </w:t>
+        <w:t>DECIMA PRIMERA</w:t>
+      </w:r>
+      <w:r>
+        <w:rPr>
+          <w:rFonts w:asciiTheme="minorBidi" w:hAnsiTheme="minorBidi" w:cstheme="minorBidi"/>
+          <w:sz w:val="18"/>
+          <w:szCs w:val="18"/>
+        </w:rPr>
+        <w:t xml:space="preserve">.- LOS GASTOS NOTARIALES, REGISTRALES QUE ORIGINE EL PERFECCIONAMIENTO DE ESTE CONTRATO, SERÁN DE CUENTA EXCLUSIVA DE </w:t>
       </w:r>
       <w:r>
         <w:rPr>
@@ -3058,35 +2893,15 @@
           <w:sz w:val="18"/>
           <w:szCs w:val="18"/>
         </w:rPr>
-        <w:t xml:space="preserve">A </w:t>
-      </w:r>
-      <w:proofErr w:type="gramStart"/>
-      <w:r>
-        <w:rPr>
-          <w:rFonts w:asciiTheme="minorBidi" w:hAnsiTheme="minorBidi" w:cstheme="minorBidi"/>
-          <w:b/>
-          <w:bCs/>
-          <w:sz w:val="18"/>
-          <w:szCs w:val="18"/>
-        </w:rPr>
-        <w:t>SEGUNDA</w:t>
-      </w:r>
-      <w:r>
-        <w:rPr>
-          <w:rFonts w:asciiTheme="minorBidi" w:hAnsiTheme="minorBidi" w:cstheme="minorBidi"/>
-          <w:sz w:val="18"/>
-          <w:szCs w:val="18"/>
-        </w:rPr>
-        <w:t>.-</w:t>
-      </w:r>
-      <w:proofErr w:type="gramEnd"/>
-      <w:r>
-        <w:rPr>
-          <w:rFonts w:asciiTheme="minorBidi" w:hAnsiTheme="minorBidi" w:cstheme="minorBidi"/>
-          <w:sz w:val="18"/>
-          <w:szCs w:val="18"/>
-        </w:rPr>
-        <w:t xml:space="preserve"> </w:t>
+        <w:t>A SEGUNDA</w:t>
+      </w:r>
+      <w:r>
+        <w:rPr>
+          <w:rFonts w:asciiTheme="minorBidi" w:hAnsiTheme="minorBidi" w:cstheme="minorBidi"/>
+          <w:sz w:val="18"/>
+          <w:szCs w:val="18"/>
+        </w:rPr>
+        <w:t xml:space="preserve">.- </w:t>
       </w:r>
       <w:r>
         <w:rPr>
@@ -3142,7 +2957,6 @@
         </w:rPr>
         <w:t xml:space="preserve">DECIMO </w:t>
       </w:r>
-      <w:proofErr w:type="gramStart"/>
       <w:r>
         <w:rPr>
           <w:rFonts w:asciiTheme="minorBidi" w:hAnsiTheme="minorBidi" w:cstheme="minorBidi"/>
@@ -3159,16 +2973,7 @@
           <w:sz w:val="18"/>
           <w:szCs w:val="18"/>
         </w:rPr>
-        <w:t>.-</w:t>
-      </w:r>
-      <w:proofErr w:type="gramEnd"/>
-      <w:r>
-        <w:rPr>
-          <w:rFonts w:asciiTheme="minorBidi" w:hAnsiTheme="minorBidi" w:cstheme="minorBidi"/>
-          <w:sz w:val="18"/>
-          <w:szCs w:val="18"/>
-        </w:rPr>
-        <w:t xml:space="preserve"> AMBAS PARTES CONTRATANTES DEBIDAMENTE ENTERADAS DE LAS CLÁUSULAS Y ESTIPULACIONES DEL PRESENTE CONTRATO LO ACEPTAN EN TODAS Y CADA UNA DE SUS PARTES OBLIGÁNDOSE A SU FIEL Y ESTRICTO CUMPLIMIENTO, SUSCRIBIENDO EL PRESENTE</w:t>
+        <w:t>.- AMBAS PARTES CONTRATANTES DEBIDAMENTE ENTERADAS DE LAS CLÁUSULAS Y ESTIPULACIONES DEL PRESENTE CONTRATO LO ACEPTAN EN TODAS Y CADA UNA DE SUS PARTES OBLIGÁNDOSE A SU FIEL Y ESTRICTO CUMPLIMIENTO, SUSCRIBIENDO EL PRESENTE</w:t>
       </w:r>
       <w:r>
         <w:rPr>

--- a/app/templates/sol_luna/VERDE.docx
+++ b/app/templates/sol_luna/VERDE.docx
@@ -346,7 +346,7 @@
           <w:sz w:val="18"/>
           <w:szCs w:val="18"/>
         </w:rPr>
-        <w:t>», «UBIGEO»</w:t>
+        <w:t>»</w:t>
       </w:r>
       <w:r>
         <w:rPr>

--- a/app/templates/sol_luna/VERDE.docx
+++ b/app/templates/sol_luna/VERDE.docx
@@ -336,7 +336,7 @@
           <w:sz w:val="18"/>
           <w:szCs w:val="18"/>
         </w:rPr>
-        <w:t>; DE ESTADO CIVIL: «ESTADO_CIVIL»; DE PROFESION U OCUPACION: «OCUPACION»; CON DOMICILIO EN «DIRECCION</w:t>
+        <w:t>; DE ESTADO CIVIL: «ESTADO_CIVIL»; DE PROFESION U OCUPACION: «OCUPACION»; CON DOMICILIO EN «</w:t>
       </w:r>
       <w:r>
         <w:rPr>
@@ -346,7 +346,17 @@
           <w:sz w:val="18"/>
           <w:szCs w:val="18"/>
         </w:rPr>
-        <w:t>»</w:t>
+        <w:t>DIRECCION</w:t>
+      </w:r>
+      <w:r>
+        <w:rPr>
+          <w:rFonts w:ascii="Arial" w:hAnsi="Arial" w:cs="Arial"/>
+          <w:bCs/>
+          <w:color w:val="000000"/>
+          <w:sz w:val="18"/>
+          <w:szCs w:val="18"/>
+        </w:rPr>
+        <w:t>», «UBIGEO»</w:t>
       </w:r>
       <w:r>
         <w:rPr>

--- a/app/templates/sol_luna/VERDE.docx
+++ b/app/templates/sol_luna/VERDE.docx
@@ -445,15 +445,31 @@
           <w:sz w:val="18"/>
           <w:szCs w:val="18"/>
         </w:rPr>
-        <w:t>EL VENDEDOR</w:t>
-      </w:r>
-      <w:r>
-        <w:rPr>
-          <w:rFonts w:asciiTheme="minorBidi" w:hAnsiTheme="minorBidi" w:cstheme="minorBidi"/>
-          <w:sz w:val="18"/>
-          <w:szCs w:val="18"/>
-        </w:rPr>
-        <w:t xml:space="preserve"> DECLARA SER PROPIETARIO DEL</w:t>
+        <w:t>LA VENDEDORA</w:t>
+      </w:r>
+      <w:r>
+        <w:rPr>
+          <w:rFonts w:asciiTheme="minorBidi" w:hAnsiTheme="minorBidi" w:cstheme="minorBidi"/>
+          <w:sz w:val="18"/>
+          <w:szCs w:val="18"/>
+        </w:rPr>
+        <w:t xml:space="preserve"> DECLARA SER PROPIETARI</w:t>
+      </w:r>
+      <w:r>
+        <w:rPr>
+          <w:rFonts w:asciiTheme="minorBidi" w:hAnsiTheme="minorBidi" w:cstheme="minorBidi"/>
+          <w:sz w:val="18"/>
+          <w:szCs w:val="18"/>
+        </w:rPr>
+        <w:t>A</w:t>
+      </w:r>
+      <w:r>
+        <w:rPr>
+          <w:rFonts w:asciiTheme="minorBidi" w:hAnsiTheme="minorBidi" w:cstheme="minorBidi"/>
+          <w:sz w:val="18"/>
+          <w:szCs w:val="18"/>
+        </w:rPr>
+        <w:t xml:space="preserve"> DEL</w:t>
       </w:r>
       <w:r>
         <w:rPr>
@@ -1156,7 +1172,7 @@
           <w:sz w:val="18"/>
           <w:szCs w:val="18"/>
         </w:rPr>
-        <w:t>(«PRECIO_TEXTO» Y «PRECIO_DECIMAL»/100 SOLES)</w:t>
+        <w:t>(«PRECIO_TEXTO»)</w:t>
       </w:r>
       <w:r>
         <w:rPr>
@@ -1184,8 +1200,16 @@
           <w:sz w:val="18"/>
           <w:szCs w:val="18"/>
         </w:rPr>
+        <w:t xml:space="preserve">LA PRESENTE COMPRAVENTA SE ENCUENTRA SUJETA A LA CONDICIÓN SUSPENSIVA QUE DICHO INMUEBLE LLEGUE A INDEPENDIZARSE, Y TRATANDOSE DE BIEN FUTURO, EL PRECIO TOTAL ANTES </w:t>
+      </w:r>
+      <w:r>
+        <w:rPr>
+          <w:rFonts w:asciiTheme="minorBidi" w:hAnsiTheme="minorBidi" w:cstheme="minorBidi"/>
+          <w:sz w:val="18"/>
+          <w:szCs w:val="18"/>
+        </w:rPr>
         <w:lastRenderedPageBreak/>
-        <w:t xml:space="preserve">LA PRESENTE COMPRAVENTA SE ENCUENTRA SUJETA A LA CONDICIÓN SUSPENSIVA QUE DICHO INMUEBLE LLEGUE A INDEPENDIZARSE, Y TRATANDOSE DE BIEN FUTURO, EL PRECIO TOTAL ANTES INDICADO, </w:t>
+        <w:t xml:space="preserve">INDICADO, </w:t>
       </w:r>
       <w:r>
         <w:rPr>
@@ -2385,16 +2409,7 @@
           <w:sz w:val="18"/>
           <w:szCs w:val="18"/>
         </w:rPr>
-        <w:t xml:space="preserve">EN ESE SENTIDO NO HABRÁ LUGAR A REEMBOLSO NI COMPENSACIÓN POR NINGUNA DE LAS PARTES SI EL INMUEBLE DE QUE SE TRATA TUVIERE DENTRO DE SUS LINDEROS MAYOR O MENOR EXTENSIÓN/ES DE LO QUE SE INDIQUE EN LA PARTIDA REGISTRAL DONDE SE INSCRIBA EL MISMO UNA </w:t>
-      </w:r>
-      <w:r>
-        <w:rPr>
-          <w:rFonts w:asciiTheme="minorBidi" w:hAnsiTheme="minorBidi" w:cstheme="minorBidi"/>
-          <w:sz w:val="18"/>
-          <w:szCs w:val="18"/>
-        </w:rPr>
-        <w:lastRenderedPageBreak/>
-        <w:t>VEZ CONCLUIDA LA EDIFICACIÓN. LAS PARTES ACUERDAN QUE LA VARIACIÓN DEL AREA DE EL INMUEBLE SE REALIZARÁ Y REGULARÁ CONFORME AL ORDENAMIENTO JURÍDICO NACIONAL.</w:t>
+        <w:t>EN ESE SENTIDO NO HABRÁ LUGAR A REEMBOLSO NI COMPENSACIÓN POR NINGUNA DE LAS PARTES SI EL INMUEBLE DE QUE SE TRATA TUVIERE DENTRO DE SUS LINDEROS MAYOR O MENOR EXTENSIÓN/ES DE LO QUE SE INDIQUE EN LA PARTIDA REGISTRAL DONDE SE INSCRIBA EL MISMO UNA VEZ CONCLUIDA LA EDIFICACIÓN. LAS PARTES ACUERDAN QUE LA VARIACIÓN DEL AREA DE EL INMUEBLE SE REALIZARÁ Y REGULARÁ CONFORME AL ORDENAMIENTO JURÍDICO NACIONAL.</w:t>
       </w:r>
       <w:r>
         <w:rPr>
@@ -2468,6 +2483,7 @@
           <w:sz w:val="18"/>
           <w:szCs w:val="18"/>
         </w:rPr>
+        <w:lastRenderedPageBreak/>
         <w:t>10</w:t>
       </w:r>
       <w:r>
